--- a/Documentacion/TAREA 1 - UD3/TAREA 1 - UD3.docx
+++ b/Documentacion/TAREA 1 - UD3/TAREA 1 - UD3.docx
@@ -10035,13 +10035,7 @@
     </w:p>
     <w:p>
       <w:r>
-        <w:t>Como ya hemos descrito en el apartado “</w:t>
-      </w:r>
-      <w:r>
-        <w:t>Selección de la arquitectura de red</w:t>
-      </w:r>
-      <w:r>
-        <w:t xml:space="preserve">”, en nuestro caso el servidor FOG se encuentra en la </w:t>
+        <w:t xml:space="preserve">Como ya hemos descrito en el apartado “Selección de la arquitectura de red”, en nuestro caso el servidor FOG se encuentra en la </w:t>
       </w:r>
       <w:proofErr w:type="spellStart"/>
       <w:r>
@@ -10069,37 +10063,7 @@
         <w:t xml:space="preserve"> Los equipos clientes se encuentran en las </w:t>
       </w:r>
       <w:r>
-        <w:t xml:space="preserve">LANs </w:t>
-      </w:r>
-      <w:r>
-        <w:t>172.18.10.0/24, 172.18.20.0/24 y 172.18.30.0/24</w:t>
-      </w:r>
-      <w:r>
-        <w:t xml:space="preserve"> (vmbr217, </w:t>
-      </w:r>
-      <w:r>
-        <w:t>vmbr2</w:t>
-      </w:r>
-      <w:r>
-        <w:t>2</w:t>
-      </w:r>
-      <w:r>
-        <w:t>7</w:t>
-      </w:r>
-      <w:r>
-        <w:t xml:space="preserve"> y </w:t>
-      </w:r>
-      <w:r>
-        <w:t>vmbr2</w:t>
-      </w:r>
-      <w:r>
-        <w:t>3</w:t>
-      </w:r>
-      <w:r>
-        <w:t>7</w:t>
-      </w:r>
-      <w:r>
-        <w:t>).</w:t>
+        <w:t>LANs 172.18.10.0/24, 172.18.20.0/24 y 172.18.30.0/24 (vmbr217, vmbr227 y vmbr237).</w:t>
       </w:r>
     </w:p>
     <w:p>
@@ -10136,10 +10100,7 @@
         <w:t xml:space="preserve"> principal del instituto (Proxmox01), el cual tiene definidas rutas estáticas para todo el segmento 172.18.0.0/16 hacia los tres bridges correspondientes. De este modo, no es necesario aplicar NAT en R1-ubuntu</w:t>
       </w:r>
       <w:r>
-        <w:t>.</w:t>
-      </w:r>
-      <w:r>
-        <w:t>”</w:t>
+        <w:t>.”</w:t>
       </w:r>
     </w:p>
     <w:p>
@@ -10226,10 +10187,7 @@
       <w:bookmarkEnd w:id="0"/>
       <w:proofErr w:type="spellStart"/>
       <w:r>
-        <w:t>P</w:t>
-      </w:r>
-      <w:r>
-        <w:t>acket</w:t>
+        <w:t>Packet</w:t>
       </w:r>
       <w:proofErr w:type="spellEnd"/>
       <w:r>
@@ -10503,13 +10461,7 @@
         <w:t>reenvío</w:t>
       </w:r>
       <w:r>
-        <w:t xml:space="preserve"> de paquete</w:t>
-      </w:r>
-      <w:r>
-        <w:t>s. E</w:t>
-      </w:r>
-      <w:r>
-        <w:t>n nuestro caso, “</w:t>
+        <w:t xml:space="preserve"> de paquetes. En nuestro caso, “</w:t>
       </w:r>
       <w:r>
         <w:rPr>
@@ -10519,52 +10471,10 @@
         <w:t>R1-ubuntu”</w:t>
       </w:r>
       <w:r>
-        <w:t xml:space="preserve">, </w:t>
-      </w:r>
-      <w:r>
-        <w:t xml:space="preserve">ponemos </w:t>
-      </w:r>
-      <w:r>
-        <w:t>todas las interfaces</w:t>
-      </w:r>
-      <w:r>
-        <w:t xml:space="preserve"> (eth207, </w:t>
-      </w:r>
-      <w:r>
-        <w:t>eth2</w:t>
-      </w:r>
-      <w:r>
-        <w:t>1</w:t>
-      </w:r>
-      <w:r>
-        <w:t>7</w:t>
-      </w:r>
-      <w:r>
-        <w:t xml:space="preserve">, </w:t>
-      </w:r>
-      <w:r>
-        <w:t>eth2</w:t>
-      </w:r>
-      <w:r>
-        <w:t>2</w:t>
-      </w:r>
-      <w:r>
-        <w:t>7</w:t>
-      </w:r>
-      <w:r>
-        <w:t xml:space="preserve"> y </w:t>
-      </w:r>
-      <w:r>
-        <w:t>eth2</w:t>
-      </w:r>
-      <w:r>
-        <w:t>3</w:t>
-      </w:r>
-      <w:r>
-        <w:t>7</w:t>
-      </w:r>
-      <w:r>
-        <w:t>).</w:t>
+        <w:t>, ponemos todas las interfaces</w:t>
+      </w:r>
+      <w:r>
+        <w:t xml:space="preserve"> (eth207, eth217, eth227 y eth237).</w:t>
       </w:r>
     </w:p>
     <w:p>
@@ -11211,10 +11121,7 @@
       </w:r>
       <w:proofErr w:type="spellEnd"/>
       <w:r>
-        <w:t xml:space="preserve"> o</w:t>
-      </w:r>
-      <w:r>
-        <w:t xml:space="preserve"> </w:t>
+        <w:t xml:space="preserve"> o </w:t>
       </w:r>
       <w:r>
         <w:rPr>
@@ -11445,13 +11352,7 @@
           <w:rPr>
             <w:rStyle w:val="Hipervnculo"/>
           </w:rPr>
-          <w:t>ante</w:t>
-        </w:r>
-        <w:r>
-          <w:rPr>
-            <w:rStyle w:val="Hipervnculo"/>
-          </w:rPr>
-          <w:t>s</w:t>
+          <w:t>antes</w:t>
         </w:r>
       </w:hyperlink>
       <w:r>
@@ -11493,6 +11394,9 @@
         </w:sectPr>
       </w:pPr>
       <w:r>
+        <w:rPr>
+          <w:noProof/>
+        </w:rPr>
         <w:drawing>
           <wp:inline distT="0" distB="0" distL="0" distR="0" wp14:anchorId="6EA5AC21" wp14:editId="64C96007">
             <wp:extent cx="4772691" cy="533474"/>
@@ -11553,10 +11457,7 @@
     </w:p>
     <w:p>
       <w:r>
-        <w:t>Por norma general,</w:t>
-      </w:r>
-      <w:r>
-        <w:t xml:space="preserve"> Linux sospecha de los paquetes </w:t>
+        <w:t xml:space="preserve">Por norma general, Linux sospecha de los paquetes </w:t>
       </w:r>
       <w:proofErr w:type="spellStart"/>
       <w:r>
@@ -11564,10 +11465,7 @@
       </w:r>
       <w:proofErr w:type="spellEnd"/>
       <w:r>
-        <w:t xml:space="preserve"> y los borra si no conoce el camino de vuelta.</w:t>
-      </w:r>
-      <w:r>
-        <w:t xml:space="preserve"> Por eso debemos deshabilitar los filtros RPF.</w:t>
+        <w:t xml:space="preserve"> y los borra si no conoce el camino de vuelta. Por eso debemos deshabilitar los filtros RPF.</w:t>
       </w:r>
       <w:r>
         <w:t xml:space="preserve"> Ejecutamos los siguientes comandos para probarlo de manera temporal.</w:t>
@@ -11664,25 +11562,12 @@
           <w:b/>
           <w:bCs/>
         </w:rPr>
-        <w:t xml:space="preserve">Para </w:t>
-      </w:r>
-      <w:r>
-        <w:rPr>
-          <w:b/>
-          <w:bCs/>
-        </w:rPr>
-        <w:t>hacerlos permanentes</w:t>
-      </w:r>
-    </w:p>
-    <w:p>
-      <w:r>
-        <w:t>Debe</w:t>
-      </w:r>
-      <w:r>
-        <w:t>mo</w:t>
-      </w:r>
-      <w:r>
-        <w:t xml:space="preserve">s añadir estas líneas al archivo </w:t>
+        <w:t>Para hacerlos permanentes</w:t>
+      </w:r>
+    </w:p>
+    <w:p>
+      <w:r>
+        <w:t xml:space="preserve">Debemos añadir estas líneas al archivo </w:t>
       </w:r>
       <w:r>
         <w:rPr>
@@ -12017,16 +11902,7 @@
       </w:r>
       <w:proofErr w:type="spellEnd"/>
       <w:r>
-        <w:t xml:space="preserve">, </w:t>
-      </w:r>
-      <w:r>
-        <w:t xml:space="preserve">una herramienta y demonio </w:t>
-      </w:r>
-      <w:r>
-        <w:t>que se usa para</w:t>
-      </w:r>
-      <w:r>
-        <w:t xml:space="preserve"> gestionar rutas de </w:t>
+        <w:t xml:space="preserve">, una herramienta y demonio que se usa para gestionar rutas de </w:t>
       </w:r>
       <w:proofErr w:type="spellStart"/>
       <w:r>
@@ -12165,13 +12041,7 @@
       </w:r>
       <w:proofErr w:type="spellEnd"/>
       <w:r>
-        <w:t xml:space="preserve"> (</w:t>
-      </w:r>
-      <w:r>
-        <w:t>239.0.0.0/8</w:t>
-      </w:r>
-      <w:r>
-        <w:t xml:space="preserve"> para la escala limitada</w:t>
+        <w:t xml:space="preserve"> (239.0.0.0/8 para la escala limitada</w:t>
       </w:r>
       <w:r>
         <w:rPr>
@@ -12229,13 +12099,7 @@
         <w:t>Descubrimiento:</w:t>
       </w:r>
       <w:r>
-        <w:t xml:space="preserve"> </w:t>
-      </w:r>
-      <w:r>
-        <w:t xml:space="preserve">Descubrimos que usa </w:t>
-      </w:r>
-      <w:r>
-        <w:t xml:space="preserve">la </w:t>
+        <w:t xml:space="preserve"> Descubrimos que usa la </w:t>
       </w:r>
       <w:r>
         <w:rPr>
@@ -12245,13 +12109,7 @@
         <w:t>233.254.7.5</w:t>
       </w:r>
       <w:r>
-        <w:t>. Sin este dato, la configuración nunca habría funcionado porque estaría</w:t>
-      </w:r>
-      <w:r>
-        <w:t>mos</w:t>
-      </w:r>
-      <w:r>
-        <w:t xml:space="preserve"> ruteando la dirección equivocada.</w:t>
+        <w:t>. Sin este dato, la configuración nunca habría funcionado porque estaríamos ruteando la dirección equivocada.</w:t>
       </w:r>
     </w:p>
     <w:p>
@@ -13065,6 +12923,9 @@
     </w:p>
     <w:p>
       <w:r>
+        <w:rPr>
+          <w:noProof/>
+        </w:rPr>
         <w:drawing>
           <wp:inline distT="0" distB="0" distL="0" distR="0" wp14:anchorId="562081B8" wp14:editId="2B7539CC">
             <wp:extent cx="5943600" cy="873760"/>
@@ -13330,16 +13191,7 @@
     </w:p>
     <w:p>
       <w:r>
-        <w:t>El siguiente comando le da</w:t>
-      </w:r>
-      <w:r>
-        <w:t xml:space="preserve"> "vida extra" al paquete</w:t>
-      </w:r>
-      <w:r>
-        <w:t xml:space="preserve"> (10 saltos más)</w:t>
-      </w:r>
-      <w:r>
-        <w:t xml:space="preserve"> para que pueda cruzar el </w:t>
+        <w:t xml:space="preserve">El siguiente comando le da "vida extra" al paquete (10 saltos más) para que pueda cruzar el </w:t>
       </w:r>
       <w:proofErr w:type="spellStart"/>
       <w:r>
@@ -13412,6 +13264,9 @@
     </w:p>
     <w:p>
       <w:r>
+        <w:rPr>
+          <w:noProof/>
+        </w:rPr>
         <w:drawing>
           <wp:inline distT="0" distB="0" distL="0" distR="0" wp14:anchorId="58B384CF" wp14:editId="732397E2">
             <wp:extent cx="5943600" cy="560705"/>
@@ -13576,14 +13431,7 @@
           <w:i/>
           <w:iCs/>
         </w:rPr>
-        <w:t>State</w:t>
-      </w:r>
-      <w:r>
-        <w:rPr>
-          <w:i/>
-          <w:iCs/>
-        </w:rPr>
-        <w:t xml:space="preserve"> "resolved"</w:t>
+        <w:t>State "resolved"</w:t>
       </w:r>
       <w:r>
         <w:rPr>
@@ -14071,6 +13919,4363 @@
         <w:t xml:space="preserve"> LAN</w:t>
       </w:r>
     </w:p>
+    <w:p>
+      <w:r>
+        <w:t xml:space="preserve">Por defecto, los paquetes de </w:t>
+      </w:r>
+      <w:r>
+        <w:rPr>
+          <w:b/>
+          <w:bCs/>
+        </w:rPr>
+        <w:t>Wake-</w:t>
+      </w:r>
+      <w:proofErr w:type="spellStart"/>
+      <w:r>
+        <w:rPr>
+          <w:b/>
+          <w:bCs/>
+        </w:rPr>
+        <w:t>on</w:t>
+      </w:r>
+      <w:proofErr w:type="spellEnd"/>
+      <w:r>
+        <w:rPr>
+          <w:b/>
+          <w:bCs/>
+        </w:rPr>
+        <w:t>-LAN</w:t>
+      </w:r>
+      <w:r>
+        <w:t xml:space="preserve"> no pueden atravesar los </w:t>
+      </w:r>
+      <w:proofErr w:type="spellStart"/>
+      <w:r>
+        <w:t>routers</w:t>
+      </w:r>
+      <w:proofErr w:type="spellEnd"/>
+      <w:r>
+        <w:t xml:space="preserve"> debido a que se transmiten mediante </w:t>
+      </w:r>
+      <w:r>
+        <w:rPr>
+          <w:b/>
+          <w:bCs/>
+        </w:rPr>
+        <w:t>mensajes de difusión (broadcast)</w:t>
+      </w:r>
+      <w:r>
+        <w:t xml:space="preserve">, los cuales son bloqueados por los </w:t>
+      </w:r>
+      <w:proofErr w:type="spellStart"/>
+      <w:r>
+        <w:t>routers</w:t>
+      </w:r>
+      <w:proofErr w:type="spellEnd"/>
+      <w:r>
+        <w:t>.</w:t>
+      </w:r>
+    </w:p>
+    <w:p>
+      <w:r>
+        <w:t>Para poder solucionar este problema seguiremos los siguientes pasos:</w:t>
+      </w:r>
+    </w:p>
+    <w:p>
+      <w:pPr>
+        <w:pStyle w:val="Prrafodelista"/>
+        <w:numPr>
+          <w:ilvl w:val="0"/>
+          <w:numId w:val="26"/>
+        </w:numPr>
+      </w:pPr>
+      <w:r>
+        <w:t>Preparación del Sistema (</w:t>
+      </w:r>
+      <w:proofErr w:type="spellStart"/>
+      <w:r>
+        <w:t>Kernel</w:t>
+      </w:r>
+      <w:proofErr w:type="spellEnd"/>
+      <w:r>
+        <w:t>)</w:t>
+      </w:r>
+    </w:p>
+    <w:p>
+      <w:r>
+        <w:t xml:space="preserve">Primero, necesitamos que el </w:t>
+      </w:r>
+      <w:proofErr w:type="spellStart"/>
+      <w:r>
+        <w:t>router</w:t>
+      </w:r>
+      <w:proofErr w:type="spellEnd"/>
+      <w:r>
+        <w:t xml:space="preserve"> permita el reenvío de paquetes y, específicamente, el reenvío de broadcasts dirigidos.</w:t>
+      </w:r>
+    </w:p>
+    <w:p>
+      <w:r>
+        <w:t>Habilitar el reenvío de paquetes IP</w:t>
+      </w:r>
+      <w:r>
+        <w:t>. Esto ya lo habíamos configurado antes.</w:t>
+      </w:r>
+    </w:p>
+    <w:p>
+      <w:pPr>
+        <w:rPr>
+          <w:b/>
+          <w:bCs/>
+        </w:rPr>
+      </w:pPr>
+      <w:r>
+        <w:rPr>
+          <w:b/>
+          <w:bCs/>
+        </w:rPr>
+        <w:t xml:space="preserve">echo 1 | sudo </w:t>
+      </w:r>
+      <w:proofErr w:type="spellStart"/>
+      <w:r>
+        <w:rPr>
+          <w:b/>
+          <w:bCs/>
+        </w:rPr>
+        <w:t>tee</w:t>
+      </w:r>
+      <w:proofErr w:type="spellEnd"/>
+      <w:r>
+        <w:rPr>
+          <w:b/>
+          <w:bCs/>
+        </w:rPr>
+        <w:t xml:space="preserve"> /</w:t>
+      </w:r>
+      <w:proofErr w:type="spellStart"/>
+      <w:r>
+        <w:rPr>
+          <w:b/>
+          <w:bCs/>
+        </w:rPr>
+        <w:t>proc</w:t>
+      </w:r>
+      <w:proofErr w:type="spellEnd"/>
+      <w:r>
+        <w:rPr>
+          <w:b/>
+          <w:bCs/>
+        </w:rPr>
+        <w:t>/</w:t>
+      </w:r>
+      <w:proofErr w:type="spellStart"/>
+      <w:r>
+        <w:rPr>
+          <w:b/>
+          <w:bCs/>
+        </w:rPr>
+        <w:t>sys</w:t>
+      </w:r>
+      <w:proofErr w:type="spellEnd"/>
+      <w:r>
+        <w:rPr>
+          <w:b/>
+          <w:bCs/>
+        </w:rPr>
+        <w:t>/net/ipv4/</w:t>
+      </w:r>
+      <w:proofErr w:type="spellStart"/>
+      <w:r>
+        <w:rPr>
+          <w:b/>
+          <w:bCs/>
+        </w:rPr>
+        <w:t>ip_forward</w:t>
+      </w:r>
+      <w:proofErr w:type="spellEnd"/>
+    </w:p>
+    <w:p>
+      <w:r>
+        <w:t>Habilitar el reenvío de broadcast (necesario para WoL entre subredes)</w:t>
+      </w:r>
+    </w:p>
+    <w:p>
+      <w:pPr>
+        <w:rPr>
+          <w:b/>
+          <w:bCs/>
+        </w:rPr>
+      </w:pPr>
+      <w:r>
+        <w:rPr>
+          <w:b/>
+          <w:bCs/>
+        </w:rPr>
+        <w:t xml:space="preserve">echo 1 | sudo </w:t>
+      </w:r>
+      <w:proofErr w:type="spellStart"/>
+      <w:r>
+        <w:rPr>
+          <w:b/>
+          <w:bCs/>
+        </w:rPr>
+        <w:t>tee</w:t>
+      </w:r>
+      <w:proofErr w:type="spellEnd"/>
+      <w:r>
+        <w:rPr>
+          <w:b/>
+          <w:bCs/>
+        </w:rPr>
+        <w:t xml:space="preserve"> /</w:t>
+      </w:r>
+      <w:proofErr w:type="spellStart"/>
+      <w:r>
+        <w:rPr>
+          <w:b/>
+          <w:bCs/>
+        </w:rPr>
+        <w:t>proc</w:t>
+      </w:r>
+      <w:proofErr w:type="spellEnd"/>
+      <w:r>
+        <w:rPr>
+          <w:b/>
+          <w:bCs/>
+        </w:rPr>
+        <w:t>/</w:t>
+      </w:r>
+      <w:proofErr w:type="spellStart"/>
+      <w:r>
+        <w:rPr>
+          <w:b/>
+          <w:bCs/>
+        </w:rPr>
+        <w:t>sys</w:t>
+      </w:r>
+      <w:proofErr w:type="spellEnd"/>
+      <w:r>
+        <w:rPr>
+          <w:b/>
+          <w:bCs/>
+        </w:rPr>
+        <w:t>/net/ipv4/</w:t>
+      </w:r>
+      <w:proofErr w:type="spellStart"/>
+      <w:r>
+        <w:rPr>
+          <w:b/>
+          <w:bCs/>
+        </w:rPr>
+        <w:t>conf</w:t>
+      </w:r>
+      <w:proofErr w:type="spellEnd"/>
+      <w:r>
+        <w:rPr>
+          <w:b/>
+          <w:bCs/>
+        </w:rPr>
+        <w:t>/</w:t>
+      </w:r>
+      <w:proofErr w:type="spellStart"/>
+      <w:r>
+        <w:rPr>
+          <w:b/>
+          <w:bCs/>
+        </w:rPr>
+        <w:t>all</w:t>
+      </w:r>
+      <w:proofErr w:type="spellEnd"/>
+      <w:r>
+        <w:rPr>
+          <w:b/>
+          <w:bCs/>
+        </w:rPr>
+        <w:t>/</w:t>
+      </w:r>
+      <w:proofErr w:type="spellStart"/>
+      <w:r>
+        <w:rPr>
+          <w:b/>
+          <w:bCs/>
+        </w:rPr>
+        <w:t>bc_forwarding</w:t>
+      </w:r>
+      <w:proofErr w:type="spellEnd"/>
+    </w:p>
+    <w:p>
+      <w:pPr>
+        <w:pStyle w:val="Prrafodelista"/>
+        <w:numPr>
+          <w:ilvl w:val="0"/>
+          <w:numId w:val="1"/>
+        </w:numPr>
+      </w:pPr>
+      <w:r>
+        <w:t>Si queremos h</w:t>
+      </w:r>
+      <w:r>
+        <w:t>acer</w:t>
+      </w:r>
+      <w:r>
+        <w:t>lo para que se guarde</w:t>
+      </w:r>
+      <w:r>
+        <w:t xml:space="preserve"> </w:t>
+      </w:r>
+      <w:r>
+        <w:t>debemos configurar el archivo</w:t>
+      </w:r>
+      <w:r>
+        <w:t>:</w:t>
+      </w:r>
+      <w:r>
+        <w:t xml:space="preserve"> </w:t>
+      </w:r>
+      <w:r>
+        <w:rPr>
+          <w:b/>
+          <w:bCs/>
+        </w:rPr>
+        <w:t>/</w:t>
+      </w:r>
+      <w:proofErr w:type="spellStart"/>
+      <w:r>
+        <w:rPr>
+          <w:b/>
+          <w:bCs/>
+        </w:rPr>
+        <w:t>etc</w:t>
+      </w:r>
+      <w:proofErr w:type="spellEnd"/>
+      <w:r>
+        <w:rPr>
+          <w:b/>
+          <w:bCs/>
+        </w:rPr>
+        <w:t>/</w:t>
+      </w:r>
+      <w:proofErr w:type="spellStart"/>
+      <w:r>
+        <w:rPr>
+          <w:b/>
+          <w:bCs/>
+        </w:rPr>
+        <w:t>sysctl.conf</w:t>
+      </w:r>
+      <w:proofErr w:type="spellEnd"/>
+    </w:p>
+    <w:p>
+      <w:r>
+        <w:t xml:space="preserve">Abre el archivo de configuración con privilegios de </w:t>
+      </w:r>
+      <w:proofErr w:type="spellStart"/>
+      <w:r>
+        <w:t>root</w:t>
+      </w:r>
+      <w:proofErr w:type="spellEnd"/>
+      <w:r>
+        <w:t>:</w:t>
+      </w:r>
+    </w:p>
+    <w:p>
+      <w:pPr>
+        <w:rPr>
+          <w:b/>
+          <w:bCs/>
+        </w:rPr>
+      </w:pPr>
+      <w:r>
+        <w:rPr>
+          <w:b/>
+          <w:bCs/>
+        </w:rPr>
+        <w:t>sudo nano /</w:t>
+      </w:r>
+      <w:proofErr w:type="spellStart"/>
+      <w:r>
+        <w:rPr>
+          <w:b/>
+          <w:bCs/>
+        </w:rPr>
+        <w:t>etc</w:t>
+      </w:r>
+      <w:proofErr w:type="spellEnd"/>
+      <w:r>
+        <w:rPr>
+          <w:b/>
+          <w:bCs/>
+        </w:rPr>
+        <w:t>/</w:t>
+      </w:r>
+      <w:proofErr w:type="spellStart"/>
+      <w:r>
+        <w:rPr>
+          <w:b/>
+          <w:bCs/>
+        </w:rPr>
+        <w:t>sysctl.conf</w:t>
+      </w:r>
+      <w:proofErr w:type="spellEnd"/>
+    </w:p>
+    <w:p>
+      <w:r>
+        <w:t>Ve al final del archivo y añade la siguiente línea:</w:t>
+      </w:r>
+    </w:p>
+    <w:p>
+      <w:pPr>
+        <w:rPr>
+          <w:b/>
+          <w:bCs/>
+        </w:rPr>
+      </w:pPr>
+      <w:r>
+        <w:rPr>
+          <w:b/>
+          <w:bCs/>
+        </w:rPr>
+        <w:t>net.ipv4.conf.all.bc_forwarding = 1</w:t>
+      </w:r>
+    </w:p>
+    <w:p>
+      <w:r>
+        <w:t>Guarda (</w:t>
+      </w:r>
+      <w:proofErr w:type="spellStart"/>
+      <w:r>
+        <w:t>Ctrl+O</w:t>
+      </w:r>
+      <w:proofErr w:type="spellEnd"/>
+      <w:r>
+        <w:t>, Enter) y sal (</w:t>
+      </w:r>
+      <w:proofErr w:type="spellStart"/>
+      <w:r>
+        <w:t>Ctrl+X</w:t>
+      </w:r>
+      <w:proofErr w:type="spellEnd"/>
+      <w:r>
+        <w:t>).</w:t>
+      </w:r>
+    </w:p>
+    <w:p>
+      <w:r>
+        <w:t>Para aplicar el cambio inmediatamente sin reiniciar, ejecuta:</w:t>
+      </w:r>
+    </w:p>
+    <w:p>
+      <w:pPr>
+        <w:rPr>
+          <w:b/>
+          <w:bCs/>
+        </w:rPr>
+      </w:pPr>
+      <w:r>
+        <w:rPr>
+          <w:b/>
+          <w:bCs/>
+        </w:rPr>
+        <w:t xml:space="preserve">sudo </w:t>
+      </w:r>
+      <w:proofErr w:type="spellStart"/>
+      <w:r>
+        <w:rPr>
+          <w:b/>
+          <w:bCs/>
+        </w:rPr>
+        <w:t>sysctl</w:t>
+      </w:r>
+      <w:proofErr w:type="spellEnd"/>
+      <w:r>
+        <w:rPr>
+          <w:b/>
+          <w:bCs/>
+        </w:rPr>
+        <w:t xml:space="preserve"> -p</w:t>
+      </w:r>
+    </w:p>
+    <w:p>
+      <w:pPr>
+        <w:sectPr>
+          <w:pgSz w:w="12240" w:h="15840"/>
+          <w:pgMar w:top="1440" w:right="1440" w:bottom="1440" w:left="1440" w:header="708" w:footer="708" w:gutter="0"/>
+          <w:cols w:space="708"/>
+          <w:docGrid w:linePitch="360"/>
+        </w:sectPr>
+      </w:pPr>
+    </w:p>
+    <w:p>
+      <w:pPr>
+        <w:pStyle w:val="Prrafodelista"/>
+        <w:numPr>
+          <w:ilvl w:val="0"/>
+          <w:numId w:val="26"/>
+        </w:numPr>
+      </w:pPr>
+      <w:r>
+        <w:lastRenderedPageBreak/>
+        <w:t xml:space="preserve">Reglas de </w:t>
+      </w:r>
+      <w:proofErr w:type="spellStart"/>
+      <w:r>
+        <w:t>IPTables</w:t>
+      </w:r>
+      <w:proofErr w:type="spellEnd"/>
+      <w:r>
+        <w:t xml:space="preserve"> (La "Magia")</w:t>
+      </w:r>
+    </w:p>
+    <w:p>
+      <w:r>
+        <w:t>Con las siguientes reglas realizaremos la clonación de los paquetes que luego se reenviarán</w:t>
+      </w:r>
+      <w:r>
+        <w:t xml:space="preserve">. Usamos la tabla mangle para duplicar el paquete antes de que el </w:t>
+      </w:r>
+      <w:proofErr w:type="spellStart"/>
+      <w:r>
+        <w:t>router</w:t>
+      </w:r>
+      <w:proofErr w:type="spellEnd"/>
+      <w:r>
+        <w:t xml:space="preserve"> decida qué hacer con él.</w:t>
+      </w:r>
+    </w:p>
+    <w:p>
+      <w:pPr>
+        <w:pStyle w:val="Prrafodelista"/>
+        <w:numPr>
+          <w:ilvl w:val="0"/>
+          <w:numId w:val="1"/>
+        </w:numPr>
+      </w:pPr>
+      <w:r>
+        <w:t xml:space="preserve">Reparar el </w:t>
+      </w:r>
+      <w:proofErr w:type="spellStart"/>
+      <w:r>
+        <w:t>Checksu</w:t>
+      </w:r>
+      <w:r>
+        <w:t>m</w:t>
+      </w:r>
+      <w:proofErr w:type="spellEnd"/>
+      <w:r>
+        <w:t>. En</w:t>
+      </w:r>
+      <w:r>
+        <w:t xml:space="preserve"> entornos virtuales</w:t>
+      </w:r>
+      <w:r>
+        <w:t xml:space="preserve"> como </w:t>
+      </w:r>
+      <w:proofErr w:type="spellStart"/>
+      <w:r>
+        <w:t>Proxmox</w:t>
+      </w:r>
+      <w:proofErr w:type="spellEnd"/>
+      <w:r>
+        <w:t xml:space="preserve"> puede ser necesario (en </w:t>
+      </w:r>
+    </w:p>
+    <w:p>
+      <w:r>
+        <w:t xml:space="preserve">sudo </w:t>
+      </w:r>
+      <w:proofErr w:type="spellStart"/>
+      <w:r>
+        <w:t>iptables</w:t>
+      </w:r>
+      <w:proofErr w:type="spellEnd"/>
+      <w:r>
+        <w:t xml:space="preserve"> -t mangle -A PREROUTING -i eth207 -p </w:t>
+      </w:r>
+      <w:proofErr w:type="spellStart"/>
+      <w:r>
+        <w:t>udp</w:t>
+      </w:r>
+      <w:proofErr w:type="spellEnd"/>
+      <w:r>
+        <w:t xml:space="preserve"> --</w:t>
+      </w:r>
+      <w:proofErr w:type="spellStart"/>
+      <w:r>
+        <w:t>dport</w:t>
+      </w:r>
+      <w:proofErr w:type="spellEnd"/>
+      <w:r>
+        <w:t xml:space="preserve"> 9 -j CHECKSUM --</w:t>
+      </w:r>
+      <w:proofErr w:type="spellStart"/>
+      <w:r>
+        <w:t>checksum-fill</w:t>
+      </w:r>
+      <w:proofErr w:type="spellEnd"/>
+    </w:p>
+    <w:p>
+      <w:pPr>
+        <w:pStyle w:val="Prrafodelista"/>
+        <w:numPr>
+          <w:ilvl w:val="0"/>
+          <w:numId w:val="1"/>
+        </w:numPr>
+      </w:pPr>
+      <w:r>
+        <w:t xml:space="preserve">Clonación </w:t>
+      </w:r>
+      <w:r>
+        <w:t xml:space="preserve">con </w:t>
+      </w:r>
+      <w:r>
+        <w:t>TEE: Crea una copia para cada</w:t>
+      </w:r>
+      <w:r>
+        <w:t xml:space="preserve"> </w:t>
+      </w:r>
+      <w:proofErr w:type="spellStart"/>
+      <w:r>
+        <w:t>subnet</w:t>
+      </w:r>
+      <w:proofErr w:type="spellEnd"/>
+      <w:r>
+        <w:t xml:space="preserve">. </w:t>
+      </w:r>
+      <w:r>
+        <w:t xml:space="preserve">Permite que FOG despierte </w:t>
+      </w:r>
+      <w:r>
+        <w:t xml:space="preserve">los equipos de </w:t>
+      </w:r>
+      <w:r>
+        <w:t xml:space="preserve">3 </w:t>
+      </w:r>
+      <w:proofErr w:type="spellStart"/>
+      <w:r>
+        <w:t>subnets</w:t>
+      </w:r>
+      <w:proofErr w:type="spellEnd"/>
+      <w:r>
+        <w:t xml:space="preserve"> enviando un solo paquete, ahorrando tráfico y simplificando la configuración del servidor.</w:t>
+      </w:r>
+    </w:p>
+    <w:p>
+      <w:r>
+        <w:t xml:space="preserve">sudo </w:t>
+      </w:r>
+      <w:proofErr w:type="spellStart"/>
+      <w:r>
+        <w:t>iptables</w:t>
+      </w:r>
+      <w:proofErr w:type="spellEnd"/>
+      <w:r>
+        <w:t xml:space="preserve"> -t mangle -A PREROUTING -i eth207 -p </w:t>
+      </w:r>
+      <w:proofErr w:type="spellStart"/>
+      <w:r>
+        <w:t>udp</w:t>
+      </w:r>
+      <w:proofErr w:type="spellEnd"/>
+      <w:r>
+        <w:t xml:space="preserve"> --</w:t>
+      </w:r>
+      <w:proofErr w:type="spellStart"/>
+      <w:r>
+        <w:t>dport</w:t>
+      </w:r>
+      <w:proofErr w:type="spellEnd"/>
+      <w:r>
+        <w:t xml:space="preserve"> 9 -j TEE --</w:t>
+      </w:r>
+      <w:proofErr w:type="spellStart"/>
+      <w:r>
+        <w:t>gateway</w:t>
+      </w:r>
+      <w:proofErr w:type="spellEnd"/>
+      <w:r>
+        <w:t xml:space="preserve"> 172.18.10.255</w:t>
+      </w:r>
+    </w:p>
+    <w:p>
+      <w:r>
+        <w:t xml:space="preserve">sudo </w:t>
+      </w:r>
+      <w:proofErr w:type="spellStart"/>
+      <w:r>
+        <w:t>iptables</w:t>
+      </w:r>
+      <w:proofErr w:type="spellEnd"/>
+      <w:r>
+        <w:t xml:space="preserve"> -t mangle -A PREROUTING -i eth207 -p </w:t>
+      </w:r>
+      <w:proofErr w:type="spellStart"/>
+      <w:r>
+        <w:t>udp</w:t>
+      </w:r>
+      <w:proofErr w:type="spellEnd"/>
+      <w:r>
+        <w:t xml:space="preserve"> --</w:t>
+      </w:r>
+      <w:proofErr w:type="spellStart"/>
+      <w:r>
+        <w:t>dport</w:t>
+      </w:r>
+      <w:proofErr w:type="spellEnd"/>
+      <w:r>
+        <w:t xml:space="preserve"> 9 -j TEE --</w:t>
+      </w:r>
+      <w:proofErr w:type="spellStart"/>
+      <w:r>
+        <w:t>gateway</w:t>
+      </w:r>
+      <w:proofErr w:type="spellEnd"/>
+      <w:r>
+        <w:t xml:space="preserve"> 172.18.20.255</w:t>
+      </w:r>
+    </w:p>
+    <w:p>
+      <w:r>
+        <w:t xml:space="preserve">sudo </w:t>
+      </w:r>
+      <w:proofErr w:type="spellStart"/>
+      <w:r>
+        <w:t>iptables</w:t>
+      </w:r>
+      <w:proofErr w:type="spellEnd"/>
+      <w:r>
+        <w:t xml:space="preserve"> -t mangle -A PREROUTING -i eth207 -p </w:t>
+      </w:r>
+      <w:proofErr w:type="spellStart"/>
+      <w:r>
+        <w:t>udp</w:t>
+      </w:r>
+      <w:proofErr w:type="spellEnd"/>
+      <w:r>
+        <w:t xml:space="preserve"> --</w:t>
+      </w:r>
+      <w:proofErr w:type="spellStart"/>
+      <w:r>
+        <w:t>dport</w:t>
+      </w:r>
+      <w:proofErr w:type="spellEnd"/>
+      <w:r>
+        <w:t xml:space="preserve"> 9 -j TEE --</w:t>
+      </w:r>
+      <w:proofErr w:type="spellStart"/>
+      <w:r>
+        <w:t>gateway</w:t>
+      </w:r>
+      <w:proofErr w:type="spellEnd"/>
+      <w:r>
+        <w:t xml:space="preserve"> 172.18.30.255</w:t>
+      </w:r>
+    </w:p>
+    <w:p>
+      <w:pPr>
+        <w:pStyle w:val="Prrafodelista"/>
+        <w:numPr>
+          <w:ilvl w:val="0"/>
+          <w:numId w:val="1"/>
+        </w:numPr>
+      </w:pPr>
+      <w:r>
+        <w:t xml:space="preserve">Habilitamos el </w:t>
+      </w:r>
+      <w:r>
+        <w:t>tráfico en el Firewall</w:t>
+      </w:r>
+    </w:p>
+    <w:p>
+      <w:r>
+        <w:t xml:space="preserve">sudo </w:t>
+      </w:r>
+      <w:proofErr w:type="spellStart"/>
+      <w:r>
+        <w:t>iptables</w:t>
+      </w:r>
+      <w:proofErr w:type="spellEnd"/>
+      <w:r>
+        <w:t xml:space="preserve"> -A FORWARD -p </w:t>
+      </w:r>
+      <w:proofErr w:type="spellStart"/>
+      <w:r>
+        <w:t>udp</w:t>
+      </w:r>
+      <w:proofErr w:type="spellEnd"/>
+      <w:r>
+        <w:t xml:space="preserve"> --</w:t>
+      </w:r>
+      <w:proofErr w:type="spellStart"/>
+      <w:r>
+        <w:t>dport</w:t>
+      </w:r>
+      <w:proofErr w:type="spellEnd"/>
+      <w:r>
+        <w:t xml:space="preserve"> 9 -j ACCEPT</w:t>
+      </w:r>
+    </w:p>
+    <w:p/>
+    <w:p>
+      <w:pPr>
+        <w:sectPr>
+          <w:pgSz w:w="12240" w:h="15840"/>
+          <w:pgMar w:top="1440" w:right="1440" w:bottom="1440" w:left="1440" w:header="708" w:footer="708" w:gutter="0"/>
+          <w:pgNumType w:start="0"/>
+          <w:cols w:space="708"/>
+          <w:titlePg/>
+          <w:docGrid w:linePitch="360"/>
+        </w:sectPr>
+      </w:pPr>
+    </w:p>
+    <w:p>
+      <w:r>
+        <w:lastRenderedPageBreak/>
+        <w:t>Comandos de comprobación:</w:t>
+      </w:r>
+    </w:p>
+    <w:p>
+      <w:r>
+        <w:t>En R1-ubuntu ejecutamos los siguientes comandos:</w:t>
+      </w:r>
+    </w:p>
+    <w:p>
+      <w:pPr>
+        <w:pStyle w:val="Prrafodelista"/>
+        <w:numPr>
+          <w:ilvl w:val="0"/>
+          <w:numId w:val="1"/>
+        </w:numPr>
+      </w:pPr>
+      <w:r>
+        <w:t xml:space="preserve">Para ver el WOL en la misma </w:t>
+      </w:r>
+      <w:proofErr w:type="spellStart"/>
+      <w:r>
+        <w:t>subnet</w:t>
+      </w:r>
+      <w:proofErr w:type="spellEnd"/>
+      <w:r>
+        <w:t xml:space="preserve"> que el servidor FOG. Así podremos ver </w:t>
+      </w:r>
+      <w:proofErr w:type="spellStart"/>
+      <w:r>
+        <w:t>como</w:t>
+      </w:r>
+      <w:proofErr w:type="spellEnd"/>
+      <w:r>
+        <w:t xml:space="preserve"> se comporta antes de pasar por R1-ubuntu:</w:t>
+      </w:r>
+    </w:p>
+    <w:p>
+      <w:pPr>
+        <w:rPr>
+          <w:b/>
+          <w:bCs/>
+        </w:rPr>
+      </w:pPr>
+      <w:r>
+        <w:rPr>
+          <w:b/>
+          <w:bCs/>
+        </w:rPr>
+        <w:t xml:space="preserve">sudo </w:t>
+      </w:r>
+      <w:proofErr w:type="spellStart"/>
+      <w:r>
+        <w:rPr>
+          <w:b/>
+          <w:bCs/>
+        </w:rPr>
+        <w:t>tcpdump</w:t>
+      </w:r>
+      <w:proofErr w:type="spellEnd"/>
+      <w:r>
+        <w:rPr>
+          <w:b/>
+          <w:bCs/>
+        </w:rPr>
+        <w:t xml:space="preserve"> -i eth207 </w:t>
+      </w:r>
+      <w:proofErr w:type="spellStart"/>
+      <w:r>
+        <w:rPr>
+          <w:b/>
+          <w:bCs/>
+        </w:rPr>
+        <w:t>udp</w:t>
+      </w:r>
+      <w:proofErr w:type="spellEnd"/>
+      <w:r>
+        <w:rPr>
+          <w:b/>
+          <w:bCs/>
+        </w:rPr>
+        <w:t xml:space="preserve"> </w:t>
+      </w:r>
+      <w:proofErr w:type="spellStart"/>
+      <w:r>
+        <w:rPr>
+          <w:b/>
+          <w:bCs/>
+        </w:rPr>
+        <w:t>port</w:t>
+      </w:r>
+      <w:proofErr w:type="spellEnd"/>
+      <w:r>
+        <w:rPr>
+          <w:b/>
+          <w:bCs/>
+        </w:rPr>
+        <w:t xml:space="preserve"> 7 </w:t>
+      </w:r>
+      <w:proofErr w:type="spellStart"/>
+      <w:r>
+        <w:rPr>
+          <w:b/>
+          <w:bCs/>
+        </w:rPr>
+        <w:t>or</w:t>
+      </w:r>
+      <w:proofErr w:type="spellEnd"/>
+      <w:r>
+        <w:rPr>
+          <w:b/>
+          <w:bCs/>
+        </w:rPr>
+        <w:t xml:space="preserve"> </w:t>
+      </w:r>
+      <w:proofErr w:type="spellStart"/>
+      <w:r>
+        <w:rPr>
+          <w:b/>
+          <w:bCs/>
+        </w:rPr>
+        <w:t>port</w:t>
+      </w:r>
+      <w:proofErr w:type="spellEnd"/>
+      <w:r>
+        <w:rPr>
+          <w:b/>
+          <w:bCs/>
+        </w:rPr>
+        <w:t xml:space="preserve"> 9 -XX -</w:t>
+      </w:r>
+      <w:proofErr w:type="spellStart"/>
+      <w:r>
+        <w:rPr>
+          <w:b/>
+          <w:bCs/>
+        </w:rPr>
+        <w:t>vv</w:t>
+      </w:r>
+      <w:proofErr w:type="spellEnd"/>
+    </w:p>
+    <w:p>
+      <w:pPr>
+        <w:rPr>
+          <w:b/>
+          <w:bCs/>
+        </w:rPr>
+      </w:pPr>
+      <w:r>
+        <w:rPr>
+          <w:b/>
+          <w:bCs/>
+        </w:rPr>
+        <w:drawing>
+          <wp:inline distT="0" distB="0" distL="0" distR="0" wp14:anchorId="700F2C58" wp14:editId="4F1F5AEB">
+            <wp:extent cx="5943600" cy="3101340"/>
+            <wp:effectExtent l="0" t="0" r="0" b="3810"/>
+            <wp:docPr id="1586486295" name="Imagen 1"/>
+            <wp:cNvGraphicFramePr>
+              <a:graphicFrameLocks xmlns:a="http://schemas.openxmlformats.org/drawingml/2006/main" noChangeAspect="1"/>
+            </wp:cNvGraphicFramePr>
+            <a:graphic xmlns:a="http://schemas.openxmlformats.org/drawingml/2006/main">
+              <a:graphicData uri="http://schemas.openxmlformats.org/drawingml/2006/picture">
+                <pic:pic xmlns:pic="http://schemas.openxmlformats.org/drawingml/2006/picture">
+                  <pic:nvPicPr>
+                    <pic:cNvPr id="1586486295" name=""/>
+                    <pic:cNvPicPr/>
+                  </pic:nvPicPr>
+                  <pic:blipFill>
+                    <a:blip r:embed="rId82"/>
+                    <a:stretch>
+                      <a:fillRect/>
+                    </a:stretch>
+                  </pic:blipFill>
+                  <pic:spPr>
+                    <a:xfrm>
+                      <a:off x="0" y="0"/>
+                      <a:ext cx="5943600" cy="3101340"/>
+                    </a:xfrm>
+                    <a:prstGeom prst="rect">
+                      <a:avLst/>
+                    </a:prstGeom>
+                  </pic:spPr>
+                </pic:pic>
+              </a:graphicData>
+            </a:graphic>
+          </wp:inline>
+        </w:drawing>
+      </w:r>
+    </w:p>
+    <w:p>
+      <w:pPr>
+        <w:pStyle w:val="Prrafodelista"/>
+        <w:numPr>
+          <w:ilvl w:val="0"/>
+          <w:numId w:val="1"/>
+        </w:numPr>
+        <w:sectPr>
+          <w:pgSz w:w="12240" w:h="15840"/>
+          <w:pgMar w:top="1440" w:right="1440" w:bottom="1440" w:left="1440" w:header="708" w:footer="708" w:gutter="0"/>
+          <w:pgNumType w:start="0"/>
+          <w:cols w:space="708"/>
+          <w:titlePg/>
+          <w:docGrid w:linePitch="360"/>
+        </w:sectPr>
+      </w:pPr>
+    </w:p>
+    <w:p>
+      <w:pPr>
+        <w:pStyle w:val="Prrafodelista"/>
+        <w:numPr>
+          <w:ilvl w:val="0"/>
+          <w:numId w:val="1"/>
+        </w:numPr>
+        <w:rPr>
+          <w:b/>
+          <w:bCs/>
+        </w:rPr>
+      </w:pPr>
+      <w:r>
+        <w:lastRenderedPageBreak/>
+        <w:t xml:space="preserve">Para comprobar que ha atravesado </w:t>
+      </w:r>
+      <w:r>
+        <w:rPr>
+          <w:b/>
+          <w:bCs/>
+        </w:rPr>
+        <w:t>R1-ubuntu</w:t>
+      </w:r>
+      <w:r>
+        <w:t xml:space="preserve"> y se propaga correctamente por la otra </w:t>
+      </w:r>
+      <w:proofErr w:type="spellStart"/>
+      <w:r>
+        <w:t>subnet</w:t>
+      </w:r>
+      <w:proofErr w:type="spellEnd"/>
+      <w:r>
+        <w:t>.</w:t>
+      </w:r>
+    </w:p>
+    <w:p>
+      <w:r>
+        <w:rPr>
+          <w:b/>
+          <w:bCs/>
+        </w:rPr>
+        <w:t xml:space="preserve">sudo </w:t>
+      </w:r>
+      <w:proofErr w:type="spellStart"/>
+      <w:r>
+        <w:rPr>
+          <w:b/>
+          <w:bCs/>
+        </w:rPr>
+        <w:t>tcpdump</w:t>
+      </w:r>
+      <w:proofErr w:type="spellEnd"/>
+      <w:r>
+        <w:rPr>
+          <w:b/>
+          <w:bCs/>
+        </w:rPr>
+        <w:t xml:space="preserve"> -i eth217 </w:t>
+      </w:r>
+      <w:proofErr w:type="spellStart"/>
+      <w:r>
+        <w:rPr>
+          <w:b/>
+          <w:bCs/>
+        </w:rPr>
+        <w:t>udp</w:t>
+      </w:r>
+      <w:proofErr w:type="spellEnd"/>
+      <w:r>
+        <w:rPr>
+          <w:b/>
+          <w:bCs/>
+        </w:rPr>
+        <w:t xml:space="preserve"> </w:t>
+      </w:r>
+      <w:proofErr w:type="spellStart"/>
+      <w:r>
+        <w:rPr>
+          <w:b/>
+          <w:bCs/>
+        </w:rPr>
+        <w:t>port</w:t>
+      </w:r>
+      <w:proofErr w:type="spellEnd"/>
+      <w:r>
+        <w:rPr>
+          <w:b/>
+          <w:bCs/>
+        </w:rPr>
+        <w:t xml:space="preserve"> 7 </w:t>
+      </w:r>
+      <w:proofErr w:type="spellStart"/>
+      <w:r>
+        <w:rPr>
+          <w:b/>
+          <w:bCs/>
+        </w:rPr>
+        <w:t>or</w:t>
+      </w:r>
+      <w:proofErr w:type="spellEnd"/>
+      <w:r>
+        <w:rPr>
+          <w:b/>
+          <w:bCs/>
+        </w:rPr>
+        <w:t xml:space="preserve"> </w:t>
+      </w:r>
+      <w:proofErr w:type="spellStart"/>
+      <w:r>
+        <w:rPr>
+          <w:b/>
+          <w:bCs/>
+        </w:rPr>
+        <w:t>port</w:t>
+      </w:r>
+      <w:proofErr w:type="spellEnd"/>
+      <w:r>
+        <w:rPr>
+          <w:b/>
+          <w:bCs/>
+        </w:rPr>
+        <w:t xml:space="preserve"> 9 -XX -</w:t>
+      </w:r>
+      <w:proofErr w:type="spellStart"/>
+      <w:r>
+        <w:rPr>
+          <w:b/>
+          <w:bCs/>
+        </w:rPr>
+        <w:t>vv</w:t>
+      </w:r>
+      <w:proofErr w:type="spellEnd"/>
+    </w:p>
+    <w:p>
+      <w:r>
+        <w:drawing>
+          <wp:inline distT="0" distB="0" distL="0" distR="0" wp14:anchorId="4E4045C5" wp14:editId="37C87177">
+            <wp:extent cx="5943600" cy="3100070"/>
+            <wp:effectExtent l="0" t="0" r="0" b="5080"/>
+            <wp:docPr id="1646256838" name="Imagen 1"/>
+            <wp:cNvGraphicFramePr>
+              <a:graphicFrameLocks xmlns:a="http://schemas.openxmlformats.org/drawingml/2006/main" noChangeAspect="1"/>
+            </wp:cNvGraphicFramePr>
+            <a:graphic xmlns:a="http://schemas.openxmlformats.org/drawingml/2006/main">
+              <a:graphicData uri="http://schemas.openxmlformats.org/drawingml/2006/picture">
+                <pic:pic xmlns:pic="http://schemas.openxmlformats.org/drawingml/2006/picture">
+                  <pic:nvPicPr>
+                    <pic:cNvPr id="1646256838" name=""/>
+                    <pic:cNvPicPr/>
+                  </pic:nvPicPr>
+                  <pic:blipFill>
+                    <a:blip r:embed="rId83"/>
+                    <a:stretch>
+                      <a:fillRect/>
+                    </a:stretch>
+                  </pic:blipFill>
+                  <pic:spPr>
+                    <a:xfrm>
+                      <a:off x="0" y="0"/>
+                      <a:ext cx="5943600" cy="3100070"/>
+                    </a:xfrm>
+                    <a:prstGeom prst="rect">
+                      <a:avLst/>
+                    </a:prstGeom>
+                  </pic:spPr>
+                </pic:pic>
+              </a:graphicData>
+            </a:graphic>
+          </wp:inline>
+        </w:drawing>
+      </w:r>
+    </w:p>
+    <w:p>
+      <w:r>
+        <w:t>Podemos fijarnos en el valor de “</w:t>
+      </w:r>
+      <w:proofErr w:type="spellStart"/>
+      <w:r>
+        <w:t>ttl</w:t>
+      </w:r>
+      <w:proofErr w:type="spellEnd"/>
+      <w:r>
+        <w:t xml:space="preserve">” que en la primera captura es de 64 y ahora es de 63. </w:t>
+      </w:r>
+      <w:r>
+        <w:t xml:space="preserve">Ese descuento de 1 unidad es la prueba matemática de que el </w:t>
+      </w:r>
+      <w:proofErr w:type="spellStart"/>
+      <w:r>
+        <w:t>router</w:t>
+      </w:r>
+      <w:proofErr w:type="spellEnd"/>
+      <w:r>
+        <w:t xml:space="preserve"> está haciendo su trabajo de enrutamiento correctamente.</w:t>
+      </w:r>
+    </w:p>
+    <w:p>
+      <w:r>
+        <w:t xml:space="preserve">Otro elemento en el que nos podemos fijar es en el </w:t>
+      </w:r>
+      <w:r>
+        <w:t>[</w:t>
+      </w:r>
+      <w:proofErr w:type="spellStart"/>
+      <w:r>
+        <w:t>bad</w:t>
+      </w:r>
+      <w:proofErr w:type="spellEnd"/>
+      <w:r>
+        <w:t xml:space="preserve"> </w:t>
+      </w:r>
+      <w:proofErr w:type="spellStart"/>
+      <w:r>
+        <w:t>udp</w:t>
+      </w:r>
+      <w:proofErr w:type="spellEnd"/>
+      <w:r>
+        <w:t xml:space="preserve"> </w:t>
+      </w:r>
+      <w:proofErr w:type="spellStart"/>
+      <w:r>
+        <w:t>cksum</w:t>
+      </w:r>
+      <w:proofErr w:type="spellEnd"/>
+      <w:r>
+        <w:t>]</w:t>
+      </w:r>
+      <w:r>
+        <w:t xml:space="preserve"> de la primera captura y como en la segunda su estado pasa a </w:t>
+      </w:r>
+      <w:r>
+        <w:t>[</w:t>
+      </w:r>
+      <w:proofErr w:type="spellStart"/>
+      <w:r>
+        <w:t>udp</w:t>
+      </w:r>
+      <w:proofErr w:type="spellEnd"/>
+      <w:r>
+        <w:t xml:space="preserve"> sum ok].</w:t>
+      </w:r>
+      <w:r>
+        <w:t xml:space="preserve"> Esto evidencia que la regla que establecimos anteriormente está funcionando.</w:t>
+      </w:r>
+    </w:p>
+    <w:p>
+      <w:pPr>
+        <w:pStyle w:val="Prrafodelista"/>
+        <w:numPr>
+          <w:ilvl w:val="0"/>
+          <w:numId w:val="1"/>
+        </w:numPr>
+        <w:rPr>
+          <w:b/>
+          <w:bCs/>
+        </w:rPr>
+        <w:sectPr>
+          <w:pgSz w:w="12240" w:h="15840"/>
+          <w:pgMar w:top="1440" w:right="1440" w:bottom="1440" w:left="1440" w:header="708" w:footer="708" w:gutter="0"/>
+          <w:pgNumType w:start="0"/>
+          <w:cols w:space="708"/>
+          <w:titlePg/>
+          <w:docGrid w:linePitch="360"/>
+        </w:sectPr>
+      </w:pPr>
+    </w:p>
+    <w:p>
+      <w:pPr>
+        <w:pStyle w:val="Prrafodelista"/>
+        <w:numPr>
+          <w:ilvl w:val="0"/>
+          <w:numId w:val="1"/>
+        </w:numPr>
+        <w:rPr>
+          <w:b/>
+          <w:bCs/>
+        </w:rPr>
+      </w:pPr>
+      <w:r>
+        <w:rPr>
+          <w:b/>
+          <w:bCs/>
+        </w:rPr>
+        <w:lastRenderedPageBreak/>
+        <w:t>Si queremos hacerlo</w:t>
+      </w:r>
+      <w:r>
+        <w:rPr>
+          <w:b/>
+          <w:bCs/>
+        </w:rPr>
+        <w:t xml:space="preserve"> permanente</w:t>
+      </w:r>
+    </w:p>
+    <w:p>
+      <w:r>
+        <w:t xml:space="preserve">Para hacer que las reglas de </w:t>
+      </w:r>
+      <w:proofErr w:type="spellStart"/>
+      <w:r>
+        <w:t>iptables</w:t>
+      </w:r>
+      <w:proofErr w:type="spellEnd"/>
+      <w:r>
+        <w:t xml:space="preserve"> sean permanentes en un LXC de Ubuntu, la herramienta estándar y más sencilla es </w:t>
+      </w:r>
+      <w:proofErr w:type="spellStart"/>
+      <w:r>
+        <w:t>iptables-persistent</w:t>
+      </w:r>
+      <w:proofErr w:type="spellEnd"/>
+    </w:p>
+    <w:p>
+      <w:r>
+        <w:t>1. Instalar el paquete de persistencia</w:t>
+      </w:r>
+    </w:p>
+    <w:p>
+      <w:r>
+        <w:t>Primero, instala la utilidad que gestiona el guardado de reglas:</w:t>
+      </w:r>
+    </w:p>
+    <w:p>
+      <w:pPr>
+        <w:rPr>
+          <w:b/>
+          <w:bCs/>
+        </w:rPr>
+      </w:pPr>
+      <w:r>
+        <w:rPr>
+          <w:b/>
+          <w:bCs/>
+        </w:rPr>
+        <w:t xml:space="preserve">sudo </w:t>
+      </w:r>
+      <w:proofErr w:type="spellStart"/>
+      <w:r>
+        <w:rPr>
+          <w:b/>
+          <w:bCs/>
+        </w:rPr>
+        <w:t>apt</w:t>
+      </w:r>
+      <w:proofErr w:type="spellEnd"/>
+      <w:r>
+        <w:rPr>
+          <w:b/>
+          <w:bCs/>
+        </w:rPr>
+        <w:t xml:space="preserve"> </w:t>
+      </w:r>
+      <w:proofErr w:type="spellStart"/>
+      <w:r>
+        <w:rPr>
+          <w:b/>
+          <w:bCs/>
+        </w:rPr>
+        <w:t>update</w:t>
+      </w:r>
+      <w:proofErr w:type="spellEnd"/>
+    </w:p>
+    <w:p>
+      <w:pPr>
+        <w:rPr>
+          <w:b/>
+          <w:bCs/>
+        </w:rPr>
+      </w:pPr>
+      <w:r>
+        <w:rPr>
+          <w:b/>
+          <w:bCs/>
+        </w:rPr>
+        <w:t xml:space="preserve">sudo </w:t>
+      </w:r>
+      <w:proofErr w:type="spellStart"/>
+      <w:r>
+        <w:rPr>
+          <w:b/>
+          <w:bCs/>
+        </w:rPr>
+        <w:t>apt</w:t>
+      </w:r>
+      <w:proofErr w:type="spellEnd"/>
+      <w:r>
+        <w:rPr>
+          <w:b/>
+          <w:bCs/>
+        </w:rPr>
+        <w:t xml:space="preserve"> </w:t>
+      </w:r>
+      <w:proofErr w:type="spellStart"/>
+      <w:r>
+        <w:rPr>
+          <w:b/>
+          <w:bCs/>
+        </w:rPr>
+        <w:t>install</w:t>
+      </w:r>
+      <w:proofErr w:type="spellEnd"/>
+      <w:r>
+        <w:rPr>
+          <w:b/>
+          <w:bCs/>
+        </w:rPr>
+        <w:t xml:space="preserve"> </w:t>
+      </w:r>
+      <w:proofErr w:type="spellStart"/>
+      <w:r>
+        <w:rPr>
+          <w:b/>
+          <w:bCs/>
+        </w:rPr>
+        <w:t>iptables-persistent</w:t>
+      </w:r>
+      <w:proofErr w:type="spellEnd"/>
+    </w:p>
+    <w:p>
+      <w:r>
+        <w:t xml:space="preserve">Durante la instalación, te preguntará si quieres guardar las reglas actuales (IPv4 e IPv6). Puedes decir que </w:t>
+      </w:r>
+      <w:r>
+        <w:rPr>
+          <w:b/>
+          <w:bCs/>
+        </w:rPr>
+        <w:t>Sí</w:t>
+      </w:r>
+      <w:r>
+        <w:t xml:space="preserve"> si ya ejecutaste los comandos manualmente, o No para hacerlo manualmente después (recomendado).</w:t>
+      </w:r>
+    </w:p>
+    <w:p>
+      <w:r>
+        <w:t>2. Aplicar y Guardar las reglas</w:t>
+      </w:r>
+    </w:p>
+    <w:p>
+      <w:r>
+        <w:t>Si aún no has aplicado las reglas en esta sesión, ejecútalas primero. Una vez que las reglas estén activas en la memoria, las guardamos en el archivo de configuración permanente:</w:t>
+      </w:r>
+    </w:p>
+    <w:p>
+      <w:pPr>
+        <w:pStyle w:val="Prrafodelista"/>
+        <w:numPr>
+          <w:ilvl w:val="0"/>
+          <w:numId w:val="25"/>
+        </w:numPr>
+      </w:pPr>
+      <w:r>
+        <w:t>Guardar las reglas actuales de IPv4</w:t>
+      </w:r>
+    </w:p>
+    <w:p>
+      <w:pPr>
+        <w:rPr>
+          <w:b/>
+          <w:bCs/>
+        </w:rPr>
+      </w:pPr>
+      <w:r>
+        <w:rPr>
+          <w:b/>
+          <w:bCs/>
+        </w:rPr>
+        <w:t xml:space="preserve">sudo </w:t>
+      </w:r>
+      <w:proofErr w:type="spellStart"/>
+      <w:r>
+        <w:rPr>
+          <w:b/>
+          <w:bCs/>
+        </w:rPr>
+        <w:t>iptables-save</w:t>
+      </w:r>
+      <w:proofErr w:type="spellEnd"/>
+      <w:r>
+        <w:rPr>
+          <w:b/>
+          <w:bCs/>
+        </w:rPr>
+        <w:t xml:space="preserve"> | sudo </w:t>
+      </w:r>
+      <w:proofErr w:type="spellStart"/>
+      <w:r>
+        <w:rPr>
+          <w:b/>
+          <w:bCs/>
+        </w:rPr>
+        <w:t>tee</w:t>
+      </w:r>
+      <w:proofErr w:type="spellEnd"/>
+      <w:r>
+        <w:rPr>
+          <w:b/>
+          <w:bCs/>
+        </w:rPr>
+        <w:t xml:space="preserve"> /</w:t>
+      </w:r>
+      <w:proofErr w:type="spellStart"/>
+      <w:r>
+        <w:rPr>
+          <w:b/>
+          <w:bCs/>
+        </w:rPr>
+        <w:t>etc</w:t>
+      </w:r>
+      <w:proofErr w:type="spellEnd"/>
+      <w:r>
+        <w:rPr>
+          <w:b/>
+          <w:bCs/>
+        </w:rPr>
+        <w:t>/</w:t>
+      </w:r>
+      <w:proofErr w:type="spellStart"/>
+      <w:r>
+        <w:rPr>
+          <w:b/>
+          <w:bCs/>
+        </w:rPr>
+        <w:t>iptables</w:t>
+      </w:r>
+      <w:proofErr w:type="spellEnd"/>
+      <w:r>
+        <w:rPr>
+          <w:b/>
+          <w:bCs/>
+        </w:rPr>
+        <w:t>/</w:t>
+      </w:r>
+      <w:proofErr w:type="gramStart"/>
+      <w:r>
+        <w:rPr>
+          <w:b/>
+          <w:bCs/>
+        </w:rPr>
+        <w:t>rules.v</w:t>
+      </w:r>
+      <w:proofErr w:type="gramEnd"/>
+      <w:r>
+        <w:rPr>
+          <w:b/>
+          <w:bCs/>
+        </w:rPr>
+        <w:t>4</w:t>
+      </w:r>
+    </w:p>
+    <w:p>
+      <w:r>
+        <w:t>Si necesitas añadir o quitar aulas más adelante, el flujo de trabajo es:</w:t>
+      </w:r>
+    </w:p>
+    <w:p>
+      <w:r>
+        <w:t xml:space="preserve">    Modificas el archivo directamente: sudo nano /</w:t>
+      </w:r>
+      <w:proofErr w:type="spellStart"/>
+      <w:r>
+        <w:t>etc</w:t>
+      </w:r>
+      <w:proofErr w:type="spellEnd"/>
+      <w:r>
+        <w:t>/</w:t>
+      </w:r>
+      <w:proofErr w:type="spellStart"/>
+      <w:r>
+        <w:t>iptables</w:t>
+      </w:r>
+      <w:proofErr w:type="spellEnd"/>
+      <w:r>
+        <w:t>/</w:t>
+      </w:r>
+      <w:proofErr w:type="gramStart"/>
+      <w:r>
+        <w:t>rules.v</w:t>
+      </w:r>
+      <w:proofErr w:type="gramEnd"/>
+      <w:r>
+        <w:t>4</w:t>
+      </w:r>
+    </w:p>
+    <w:p>
+      <w:r>
+        <w:t xml:space="preserve">    Cargas los cambios: sudo </w:t>
+      </w:r>
+      <w:proofErr w:type="spellStart"/>
+      <w:r>
+        <w:t>iptables-restore</w:t>
+      </w:r>
+      <w:proofErr w:type="spellEnd"/>
+      <w:r>
+        <w:t xml:space="preserve"> &lt; /</w:t>
+      </w:r>
+      <w:proofErr w:type="spellStart"/>
+      <w:r>
+        <w:t>etc</w:t>
+      </w:r>
+      <w:proofErr w:type="spellEnd"/>
+      <w:r>
+        <w:t>/</w:t>
+      </w:r>
+      <w:proofErr w:type="spellStart"/>
+      <w:r>
+        <w:t>iptables</w:t>
+      </w:r>
+      <w:proofErr w:type="spellEnd"/>
+      <w:r>
+        <w:t>/</w:t>
+      </w:r>
+      <w:proofErr w:type="gramStart"/>
+      <w:r>
+        <w:t>rules.v</w:t>
+      </w:r>
+      <w:proofErr w:type="gramEnd"/>
+      <w:r>
+        <w:t>4</w:t>
+      </w:r>
+    </w:p>
+    <w:p/>
+    <w:p>
+      <w:pPr>
+        <w:pStyle w:val="Prrafodelista"/>
+        <w:numPr>
+          <w:ilvl w:val="0"/>
+          <w:numId w:val="1"/>
+        </w:numPr>
+        <w:rPr>
+          <w:b/>
+          <w:bCs/>
+        </w:rPr>
+      </w:pPr>
+      <w:r>
+        <w:rPr>
+          <w:b/>
+          <w:bCs/>
+        </w:rPr>
+        <w:t>C</w:t>
+      </w:r>
+      <w:r>
+        <w:rPr>
+          <w:b/>
+          <w:bCs/>
+        </w:rPr>
+        <w:t>omandos de visualización:</w:t>
+      </w:r>
+    </w:p>
+    <w:p>
+      <w:r>
+        <w:t xml:space="preserve">    Ver tabla Filter (por defecto): </w:t>
+      </w:r>
+      <w:proofErr w:type="spellStart"/>
+      <w:r>
+        <w:t>iptables</w:t>
+      </w:r>
+      <w:proofErr w:type="spellEnd"/>
+      <w:r>
+        <w:t xml:space="preserve"> -</w:t>
+      </w:r>
+      <w:proofErr w:type="spellStart"/>
+      <w:r>
+        <w:t>vnL</w:t>
+      </w:r>
+      <w:proofErr w:type="spellEnd"/>
+      <w:r>
+        <w:t xml:space="preserve"> (Aquí verás el ACCEPT).</w:t>
+      </w:r>
+    </w:p>
+    <w:p>
+      <w:r>
+        <w:t xml:space="preserve">    Ver tabla Mangle: </w:t>
+      </w:r>
+      <w:proofErr w:type="spellStart"/>
+      <w:r>
+        <w:t>iptables</w:t>
+      </w:r>
+      <w:proofErr w:type="spellEnd"/>
+      <w:r>
+        <w:t xml:space="preserve"> -t mangle -</w:t>
+      </w:r>
+      <w:proofErr w:type="spellStart"/>
+      <w:r>
+        <w:t>vnL</w:t>
+      </w:r>
+      <w:proofErr w:type="spellEnd"/>
+      <w:r>
+        <w:t xml:space="preserve"> (Aquí verás el TEE y el CHECKSUM).</w:t>
+      </w:r>
+    </w:p>
+    <w:p>
+      <w:r>
+        <w:t xml:space="preserve">    Ver tabla NAT: </w:t>
+      </w:r>
+      <w:proofErr w:type="spellStart"/>
+      <w:r>
+        <w:t>iptables</w:t>
+      </w:r>
+      <w:proofErr w:type="spellEnd"/>
+      <w:r>
+        <w:t xml:space="preserve"> -t </w:t>
+      </w:r>
+      <w:proofErr w:type="spellStart"/>
+      <w:r>
+        <w:t>nat</w:t>
+      </w:r>
+      <w:proofErr w:type="spellEnd"/>
+      <w:r>
+        <w:t xml:space="preserve"> -</w:t>
+      </w:r>
+      <w:proofErr w:type="spellStart"/>
+      <w:r>
+        <w:t>vnL</w:t>
+      </w:r>
+      <w:proofErr w:type="spellEnd"/>
+      <w:r>
+        <w:t xml:space="preserve"> (Aquí verías el DNAT si lo usáramos).</w:t>
+      </w:r>
+    </w:p>
+    <w:p>
+      <w:pPr>
+        <w:sectPr>
+          <w:pgSz w:w="12240" w:h="15840"/>
+          <w:pgMar w:top="1440" w:right="1440" w:bottom="1440" w:left="1440" w:header="708" w:footer="708" w:gutter="0"/>
+          <w:pgNumType w:start="0"/>
+          <w:cols w:space="708"/>
+          <w:titlePg/>
+          <w:docGrid w:linePitch="360"/>
+        </w:sectPr>
+      </w:pPr>
+    </w:p>
+    <w:p>
+      <w:pPr>
+        <w:pStyle w:val="Ttulo2"/>
+      </w:pPr>
+      <w:proofErr w:type="spellStart"/>
+      <w:r>
+        <w:lastRenderedPageBreak/>
+        <w:t>Router</w:t>
+      </w:r>
+      <w:proofErr w:type="spellEnd"/>
+      <w:r>
+        <w:t xml:space="preserve"> Mikrotik</w:t>
+      </w:r>
+    </w:p>
+    <w:p>
+      <w:r>
+        <w:t xml:space="preserve">Vamos a llevar a cabo los pasos necesarios para configurar los mismos servicios con un dispositivo </w:t>
+      </w:r>
+      <w:proofErr w:type="spellStart"/>
+      <w:r>
+        <w:t>Mikrotik</w:t>
+      </w:r>
+      <w:proofErr w:type="spellEnd"/>
+      <w:r>
+        <w:t>, parecido al que se encuentra dando servicio en las aulas del centro.</w:t>
+      </w:r>
+    </w:p>
+    <w:p>
+      <w:pPr>
+        <w:pStyle w:val="Ttulo3"/>
+      </w:pPr>
+      <w:r>
+        <w:t>IP de las interfaces de red</w:t>
+      </w:r>
+    </w:p>
+    <w:p>
+      <w:r>
+        <w:t xml:space="preserve">En nuestra arquitectura de red ya deben de estar establecidas las </w:t>
+      </w:r>
+      <w:proofErr w:type="spellStart"/>
+      <w:r>
+        <w:t>IPs</w:t>
+      </w:r>
+      <w:proofErr w:type="spellEnd"/>
+      <w:r>
+        <w:t xml:space="preserve"> de las interfaces del </w:t>
+      </w:r>
+      <w:proofErr w:type="spellStart"/>
+      <w:r>
+        <w:t>router</w:t>
+      </w:r>
+      <w:proofErr w:type="spellEnd"/>
+      <w:r>
+        <w:t xml:space="preserve"> </w:t>
+      </w:r>
+      <w:proofErr w:type="spellStart"/>
+      <w:r>
+        <w:t>Mikrotik</w:t>
+      </w:r>
+      <w:proofErr w:type="spellEnd"/>
+      <w:r>
+        <w:t>. Si no fuese así, seguimos los siguientes pasos:</w:t>
+      </w:r>
+    </w:p>
+    <w:p>
+      <w:r>
+        <w:drawing>
+          <wp:inline distT="0" distB="0" distL="0" distR="0" wp14:anchorId="01521653" wp14:editId="452F27B3">
+            <wp:extent cx="2353003" cy="1171739"/>
+            <wp:effectExtent l="0" t="0" r="0" b="9525"/>
+            <wp:docPr id="978691583" name="Imagen 1"/>
+            <wp:cNvGraphicFramePr>
+              <a:graphicFrameLocks xmlns:a="http://schemas.openxmlformats.org/drawingml/2006/main" noChangeAspect="1"/>
+            </wp:cNvGraphicFramePr>
+            <a:graphic xmlns:a="http://schemas.openxmlformats.org/drawingml/2006/main">
+              <a:graphicData uri="http://schemas.openxmlformats.org/drawingml/2006/picture">
+                <pic:pic xmlns:pic="http://schemas.openxmlformats.org/drawingml/2006/picture">
+                  <pic:nvPicPr>
+                    <pic:cNvPr id="978691583" name=""/>
+                    <pic:cNvPicPr/>
+                  </pic:nvPicPr>
+                  <pic:blipFill>
+                    <a:blip r:embed="rId84"/>
+                    <a:stretch>
+                      <a:fillRect/>
+                    </a:stretch>
+                  </pic:blipFill>
+                  <pic:spPr>
+                    <a:xfrm>
+                      <a:off x="0" y="0"/>
+                      <a:ext cx="2353003" cy="1171739"/>
+                    </a:xfrm>
+                    <a:prstGeom prst="rect">
+                      <a:avLst/>
+                    </a:prstGeom>
+                  </pic:spPr>
+                </pic:pic>
+              </a:graphicData>
+            </a:graphic>
+          </wp:inline>
+        </w:drawing>
+      </w:r>
+    </w:p>
+    <w:p>
+      <w:r>
+        <w:t xml:space="preserve">Creamos una nueva y en </w:t>
+      </w:r>
+      <w:proofErr w:type="spellStart"/>
+      <w:r>
+        <w:t>Address</w:t>
+      </w:r>
+      <w:proofErr w:type="spellEnd"/>
+      <w:r>
+        <w:t xml:space="preserve"> establecemos la IP junto con la CIDR.</w:t>
+      </w:r>
+      <w:r>
+        <w:t xml:space="preserve"> Y en “</w:t>
+      </w:r>
+      <w:proofErr w:type="gramStart"/>
+      <w:r>
+        <w:t>Interface</w:t>
+      </w:r>
+      <w:proofErr w:type="gramEnd"/>
+      <w:r>
+        <w:t>” la interfaz de red correspondiente a la que queremos asignarle la IP</w:t>
+      </w:r>
+      <w:r>
+        <w:t>.</w:t>
+      </w:r>
+    </w:p>
+    <w:p>
+      <w:r>
+        <w:drawing>
+          <wp:inline distT="0" distB="0" distL="0" distR="0" wp14:anchorId="6519C20E" wp14:editId="319B6B8E">
+            <wp:extent cx="5943600" cy="3067050"/>
+            <wp:effectExtent l="0" t="0" r="0" b="0"/>
+            <wp:docPr id="71714887" name="Imagen 1"/>
+            <wp:cNvGraphicFramePr>
+              <a:graphicFrameLocks xmlns:a="http://schemas.openxmlformats.org/drawingml/2006/main" noChangeAspect="1"/>
+            </wp:cNvGraphicFramePr>
+            <a:graphic xmlns:a="http://schemas.openxmlformats.org/drawingml/2006/main">
+              <a:graphicData uri="http://schemas.openxmlformats.org/drawingml/2006/picture">
+                <pic:pic xmlns:pic="http://schemas.openxmlformats.org/drawingml/2006/picture">
+                  <pic:nvPicPr>
+                    <pic:cNvPr id="71714887" name=""/>
+                    <pic:cNvPicPr/>
+                  </pic:nvPicPr>
+                  <pic:blipFill>
+                    <a:blip r:embed="rId85"/>
+                    <a:stretch>
+                      <a:fillRect/>
+                    </a:stretch>
+                  </pic:blipFill>
+                  <pic:spPr>
+                    <a:xfrm>
+                      <a:off x="0" y="0"/>
+                      <a:ext cx="5943600" cy="3067050"/>
+                    </a:xfrm>
+                    <a:prstGeom prst="rect">
+                      <a:avLst/>
+                    </a:prstGeom>
+                  </pic:spPr>
+                </pic:pic>
+              </a:graphicData>
+            </a:graphic>
+          </wp:inline>
+        </w:drawing>
+      </w:r>
+    </w:p>
+    <w:p>
+      <w:pPr>
+        <w:pStyle w:val="Ttulo3"/>
+        <w:sectPr>
+          <w:pgSz w:w="12240" w:h="15840"/>
+          <w:pgMar w:top="1440" w:right="1440" w:bottom="1440" w:left="1440" w:header="708" w:footer="708" w:gutter="0"/>
+          <w:pgNumType w:start="0"/>
+          <w:cols w:space="708"/>
+          <w:titlePg/>
+          <w:docGrid w:linePitch="360"/>
+        </w:sectPr>
+      </w:pPr>
+    </w:p>
+    <w:p>
+      <w:pPr>
+        <w:pStyle w:val="Ttulo3"/>
+      </w:pPr>
+      <w:r>
+        <w:lastRenderedPageBreak/>
+        <w:t>DHCP-</w:t>
+      </w:r>
+      <w:proofErr w:type="spellStart"/>
+      <w:r>
+        <w:t>Relay</w:t>
+      </w:r>
+      <w:proofErr w:type="spellEnd"/>
+    </w:p>
+    <w:p>
+      <w:r>
+        <w:t>Ahora debemos crear las reglas para el servicio de DHCP-</w:t>
+      </w:r>
+      <w:proofErr w:type="spellStart"/>
+      <w:r>
+        <w:t>Relay</w:t>
+      </w:r>
+      <w:proofErr w:type="spellEnd"/>
+      <w:r>
+        <w:t>.</w:t>
+      </w:r>
+    </w:p>
+    <w:p>
+      <w:r>
+        <w:drawing>
+          <wp:inline distT="0" distB="0" distL="0" distR="0" wp14:anchorId="537A1C25" wp14:editId="0E968B37">
+            <wp:extent cx="3115110" cy="1848108"/>
+            <wp:effectExtent l="0" t="0" r="9525" b="0"/>
+            <wp:docPr id="103863891" name="Imagen 1"/>
+            <wp:cNvGraphicFramePr>
+              <a:graphicFrameLocks xmlns:a="http://schemas.openxmlformats.org/drawingml/2006/main" noChangeAspect="1"/>
+            </wp:cNvGraphicFramePr>
+            <a:graphic xmlns:a="http://schemas.openxmlformats.org/drawingml/2006/main">
+              <a:graphicData uri="http://schemas.openxmlformats.org/drawingml/2006/picture">
+                <pic:pic xmlns:pic="http://schemas.openxmlformats.org/drawingml/2006/picture">
+                  <pic:nvPicPr>
+                    <pic:cNvPr id="103863891" name=""/>
+                    <pic:cNvPicPr/>
+                  </pic:nvPicPr>
+                  <pic:blipFill>
+                    <a:blip r:embed="rId86"/>
+                    <a:stretch>
+                      <a:fillRect/>
+                    </a:stretch>
+                  </pic:blipFill>
+                  <pic:spPr>
+                    <a:xfrm>
+                      <a:off x="0" y="0"/>
+                      <a:ext cx="3115110" cy="1848108"/>
+                    </a:xfrm>
+                    <a:prstGeom prst="rect">
+                      <a:avLst/>
+                    </a:prstGeom>
+                  </pic:spPr>
+                </pic:pic>
+              </a:graphicData>
+            </a:graphic>
+          </wp:inline>
+        </w:drawing>
+      </w:r>
+    </w:p>
+    <w:p>
+      <w:r>
+        <w:t>New</w:t>
+      </w:r>
+    </w:p>
+    <w:p>
+      <w:r>
+        <w:drawing>
+          <wp:inline distT="0" distB="0" distL="0" distR="0" wp14:anchorId="0EB86D68" wp14:editId="5449D811">
+            <wp:extent cx="1524213" cy="771633"/>
+            <wp:effectExtent l="0" t="0" r="0" b="9525"/>
+            <wp:docPr id="1470196324" name="Imagen 1"/>
+            <wp:cNvGraphicFramePr>
+              <a:graphicFrameLocks xmlns:a="http://schemas.openxmlformats.org/drawingml/2006/main" noChangeAspect="1"/>
+            </wp:cNvGraphicFramePr>
+            <a:graphic xmlns:a="http://schemas.openxmlformats.org/drawingml/2006/main">
+              <a:graphicData uri="http://schemas.openxmlformats.org/drawingml/2006/picture">
+                <pic:pic xmlns:pic="http://schemas.openxmlformats.org/drawingml/2006/picture">
+                  <pic:nvPicPr>
+                    <pic:cNvPr id="1470196324" name=""/>
+                    <pic:cNvPicPr/>
+                  </pic:nvPicPr>
+                  <pic:blipFill>
+                    <a:blip r:embed="rId87"/>
+                    <a:stretch>
+                      <a:fillRect/>
+                    </a:stretch>
+                  </pic:blipFill>
+                  <pic:spPr>
+                    <a:xfrm>
+                      <a:off x="0" y="0"/>
+                      <a:ext cx="1524213" cy="771633"/>
+                    </a:xfrm>
+                    <a:prstGeom prst="rect">
+                      <a:avLst/>
+                    </a:prstGeom>
+                  </pic:spPr>
+                </pic:pic>
+              </a:graphicData>
+            </a:graphic>
+          </wp:inline>
+        </w:drawing>
+      </w:r>
+    </w:p>
+    <w:p>
+      <w:r>
+        <w:t xml:space="preserve">Especificamos: Nombre, Interfaz y la IP del servidor DHCP (en nuestro caso el de FOG). Configuramos esto para cada una de las </w:t>
+      </w:r>
+      <w:proofErr w:type="spellStart"/>
+      <w:r>
+        <w:t>subnets</w:t>
+      </w:r>
+      <w:proofErr w:type="spellEnd"/>
+      <w:r>
+        <w:t>.</w:t>
+      </w:r>
+    </w:p>
+    <w:p>
+      <w:r>
+        <w:drawing>
+          <wp:inline distT="0" distB="0" distL="0" distR="0" wp14:anchorId="1F7B3E0B" wp14:editId="5BB71EB7">
+            <wp:extent cx="5943600" cy="2541270"/>
+            <wp:effectExtent l="0" t="0" r="0" b="0"/>
+            <wp:docPr id="1587886156" name="Imagen 1"/>
+            <wp:cNvGraphicFramePr>
+              <a:graphicFrameLocks xmlns:a="http://schemas.openxmlformats.org/drawingml/2006/main" noChangeAspect="1"/>
+            </wp:cNvGraphicFramePr>
+            <a:graphic xmlns:a="http://schemas.openxmlformats.org/drawingml/2006/main">
+              <a:graphicData uri="http://schemas.openxmlformats.org/drawingml/2006/picture">
+                <pic:pic xmlns:pic="http://schemas.openxmlformats.org/drawingml/2006/picture">
+                  <pic:nvPicPr>
+                    <pic:cNvPr id="1587886156" name=""/>
+                    <pic:cNvPicPr/>
+                  </pic:nvPicPr>
+                  <pic:blipFill>
+                    <a:blip r:embed="rId88"/>
+                    <a:stretch>
+                      <a:fillRect/>
+                    </a:stretch>
+                  </pic:blipFill>
+                  <pic:spPr>
+                    <a:xfrm>
+                      <a:off x="0" y="0"/>
+                      <a:ext cx="5943600" cy="2541270"/>
+                    </a:xfrm>
+                    <a:prstGeom prst="rect">
+                      <a:avLst/>
+                    </a:prstGeom>
+                  </pic:spPr>
+                </pic:pic>
+              </a:graphicData>
+            </a:graphic>
+          </wp:inline>
+        </w:drawing>
+      </w:r>
+    </w:p>
+    <w:p>
+      <w:pPr>
+        <w:sectPr>
+          <w:pgSz w:w="12240" w:h="15840"/>
+          <w:pgMar w:top="1440" w:right="1440" w:bottom="1440" w:left="1440" w:header="708" w:footer="708" w:gutter="0"/>
+          <w:pgNumType w:start="0"/>
+          <w:cols w:space="708"/>
+          <w:titlePg/>
+          <w:docGrid w:linePitch="360"/>
+        </w:sectPr>
+      </w:pPr>
+    </w:p>
+    <w:p>
+      <w:pPr>
+        <w:pStyle w:val="Ttulo3"/>
+      </w:pPr>
+      <w:proofErr w:type="spellStart"/>
+      <w:r>
+        <w:lastRenderedPageBreak/>
+        <w:t>Multicast</w:t>
+      </w:r>
+      <w:proofErr w:type="spellEnd"/>
+    </w:p>
+    <w:p>
+      <w:r>
+        <w:t xml:space="preserve">El servicio </w:t>
+      </w:r>
+      <w:proofErr w:type="spellStart"/>
+      <w:r>
+        <w:t>Multicast</w:t>
+      </w:r>
+      <w:proofErr w:type="spellEnd"/>
+      <w:r>
+        <w:t xml:space="preserve"> se gestiona de manera diferente en los dispositivos </w:t>
+      </w:r>
+      <w:proofErr w:type="spellStart"/>
+      <w:r>
+        <w:t>Mikrotik</w:t>
+      </w:r>
+      <w:proofErr w:type="spellEnd"/>
+      <w:r>
+        <w:t>. Según la documentación oficial</w:t>
+      </w:r>
+      <w:r>
+        <w:rPr>
+          <w:rStyle w:val="Refdenotaalpie"/>
+        </w:rPr>
+        <w:footnoteReference w:id="12"/>
+      </w:r>
+      <w:r>
+        <w:t>, dispone de tres protocolos diferentes:</w:t>
+      </w:r>
+    </w:p>
+    <w:p>
+      <w:r>
+        <w:t>De los tres protocolos posibles nosotros vamos a usar en esta ocasión IGMP Proxy</w:t>
+      </w:r>
+      <w:r>
+        <w:rPr>
+          <w:rStyle w:val="Refdenotaalpie"/>
+        </w:rPr>
+        <w:footnoteReference w:id="13"/>
+      </w:r>
+      <w:r>
+        <w:t xml:space="preserve"> por los siguientes motivos</w:t>
+      </w:r>
+      <w:r>
+        <w:t>:</w:t>
+      </w:r>
+    </w:p>
+    <w:p>
+      <w:pPr>
+        <w:pStyle w:val="Prrafodelista"/>
+        <w:numPr>
+          <w:ilvl w:val="0"/>
+          <w:numId w:val="27"/>
+        </w:numPr>
+      </w:pPr>
+      <w:r>
+        <w:t xml:space="preserve">La forma más sencilla de realizar enrutamiento </w:t>
+      </w:r>
+      <w:proofErr w:type="spellStart"/>
+      <w:r>
+        <w:t>multicast</w:t>
+      </w:r>
+      <w:proofErr w:type="spellEnd"/>
+      <w:r>
+        <w:t>.</w:t>
+      </w:r>
+    </w:p>
+    <w:p>
+      <w:pPr>
+        <w:pStyle w:val="Prrafodelista"/>
+        <w:numPr>
+          <w:ilvl w:val="0"/>
+          <w:numId w:val="27"/>
+        </w:numPr>
+      </w:pPr>
+      <w:r>
+        <w:t xml:space="preserve">Puede utilizarse en topologías donde, por alguna razón, </w:t>
+      </w:r>
+      <w:r>
+        <w:rPr>
+          <w:b/>
+          <w:bCs/>
+        </w:rPr>
+        <w:t>PIM-SM</w:t>
+      </w:r>
+      <w:r>
+        <w:t xml:space="preserve"> no es adecuado.</w:t>
+      </w:r>
+    </w:p>
+    <w:p>
+      <w:pPr>
+        <w:pStyle w:val="Prrafodelista"/>
+        <w:numPr>
+          <w:ilvl w:val="0"/>
+          <w:numId w:val="27"/>
+        </w:numPr>
+      </w:pPr>
+      <w:r>
+        <w:t xml:space="preserve">Consume ligeramente menos recursos que </w:t>
+      </w:r>
+      <w:r>
+        <w:rPr>
+          <w:b/>
+          <w:bCs/>
+        </w:rPr>
+        <w:t>PIM-SM</w:t>
+      </w:r>
+      <w:r>
+        <w:t>.</w:t>
+      </w:r>
+    </w:p>
+    <w:p>
+      <w:pPr>
+        <w:pStyle w:val="Prrafodelista"/>
+        <w:numPr>
+          <w:ilvl w:val="0"/>
+          <w:numId w:val="27"/>
+        </w:numPr>
+      </w:pPr>
+      <w:r>
+        <w:t>Facilidad de configuración.</w:t>
+      </w:r>
+    </w:p>
+    <w:p>
+      <w:r>
+        <w:rPr>
+          <w:b/>
+          <w:bCs/>
+        </w:rPr>
+        <w:t>Configuración:</w:t>
+      </w:r>
+    </w:p>
+    <w:p>
+      <w:r>
+        <w:rPr>
+          <w:b/>
+          <w:bCs/>
+        </w:rPr>
+        <w:t>1. Activar IGMP Proxy</w:t>
+      </w:r>
+    </w:p>
+    <w:p>
+      <w:pPr>
+        <w:numPr>
+          <w:ilvl w:val="0"/>
+          <w:numId w:val="28"/>
+        </w:numPr>
+      </w:pPr>
+      <w:r>
+        <w:rPr>
+          <w:b/>
+          <w:bCs/>
+        </w:rPr>
+        <w:t>/</w:t>
+      </w:r>
+      <w:proofErr w:type="spellStart"/>
+      <w:r>
+        <w:rPr>
+          <w:b/>
+          <w:bCs/>
+        </w:rPr>
+        <w:t>routing</w:t>
+      </w:r>
+      <w:proofErr w:type="spellEnd"/>
+      <w:r>
+        <w:rPr>
+          <w:b/>
+          <w:bCs/>
+        </w:rPr>
+        <w:t xml:space="preserve"> </w:t>
+      </w:r>
+      <w:proofErr w:type="spellStart"/>
+      <w:r>
+        <w:rPr>
+          <w:b/>
+          <w:bCs/>
+        </w:rPr>
+        <w:t>igmp</w:t>
+      </w:r>
+      <w:proofErr w:type="spellEnd"/>
+      <w:r>
+        <w:rPr>
+          <w:b/>
+          <w:bCs/>
+        </w:rPr>
+        <w:t xml:space="preserve">-proxy set </w:t>
+      </w:r>
+      <w:proofErr w:type="spellStart"/>
+      <w:r>
+        <w:rPr>
+          <w:b/>
+          <w:bCs/>
+        </w:rPr>
+        <w:t>quick-leave</w:t>
+      </w:r>
+      <w:proofErr w:type="spellEnd"/>
+      <w:r>
+        <w:rPr>
+          <w:b/>
+          <w:bCs/>
+        </w:rPr>
+        <w:t>=yes</w:t>
+      </w:r>
+      <w:r>
+        <w:t xml:space="preserve"> → Activa la función "salida rápida" (</w:t>
+      </w:r>
+      <w:proofErr w:type="spellStart"/>
+      <w:r>
+        <w:t>quick</w:t>
+      </w:r>
+      <w:proofErr w:type="spellEnd"/>
+      <w:r>
+        <w:t xml:space="preserve"> </w:t>
+      </w:r>
+      <w:proofErr w:type="spellStart"/>
+      <w:r>
+        <w:t>leave</w:t>
+      </w:r>
+      <w:proofErr w:type="spellEnd"/>
+      <w:r>
+        <w:t xml:space="preserve">) en el proxy IGMP, eliminando un miembro de un grupo </w:t>
+      </w:r>
+      <w:proofErr w:type="spellStart"/>
+      <w:r>
+        <w:t>multicast</w:t>
+      </w:r>
+      <w:proofErr w:type="spellEnd"/>
+      <w:r>
+        <w:t xml:space="preserve"> inmediatamente cuando envía un mensaje "</w:t>
+      </w:r>
+      <w:proofErr w:type="spellStart"/>
+      <w:r>
+        <w:t>leave</w:t>
+      </w:r>
+      <w:proofErr w:type="spellEnd"/>
+      <w:r>
+        <w:t>".</w:t>
+      </w:r>
+    </w:p>
+    <w:p>
+      <w:r>
+        <w:rPr>
+          <w:b/>
+          <w:bCs/>
+        </w:rPr>
+        <w:t>2. Configurar interfaces</w:t>
+      </w:r>
+    </w:p>
+    <w:p>
+      <w:pPr>
+        <w:numPr>
+          <w:ilvl w:val="0"/>
+          <w:numId w:val="29"/>
+        </w:numPr>
+      </w:pPr>
+      <w:r>
+        <w:rPr>
+          <w:b/>
+          <w:bCs/>
+        </w:rPr>
+        <w:t>/</w:t>
+      </w:r>
+      <w:proofErr w:type="spellStart"/>
+      <w:r>
+        <w:rPr>
+          <w:b/>
+          <w:bCs/>
+        </w:rPr>
+        <w:t>routing</w:t>
+      </w:r>
+      <w:proofErr w:type="spellEnd"/>
+      <w:r>
+        <w:rPr>
+          <w:b/>
+          <w:bCs/>
+        </w:rPr>
+        <w:t xml:space="preserve"> </w:t>
+      </w:r>
+      <w:proofErr w:type="spellStart"/>
+      <w:r>
+        <w:rPr>
+          <w:b/>
+          <w:bCs/>
+        </w:rPr>
+        <w:t>igmp</w:t>
+      </w:r>
+      <w:proofErr w:type="spellEnd"/>
+      <w:r>
+        <w:rPr>
+          <w:b/>
+          <w:bCs/>
+        </w:rPr>
+        <w:t xml:space="preserve">-proxy </w:t>
+      </w:r>
+      <w:proofErr w:type="gramStart"/>
+      <w:r>
+        <w:rPr>
+          <w:b/>
+          <w:bCs/>
+        </w:rPr>
+        <w:t>interface</w:t>
+      </w:r>
+      <w:proofErr w:type="gramEnd"/>
+      <w:r>
+        <w:rPr>
+          <w:b/>
+          <w:bCs/>
+        </w:rPr>
+        <w:t xml:space="preserve"> </w:t>
+      </w:r>
+      <w:proofErr w:type="spellStart"/>
+      <w:r>
+        <w:rPr>
+          <w:b/>
+          <w:bCs/>
+        </w:rPr>
+        <w:t>add</w:t>
+      </w:r>
+      <w:proofErr w:type="spellEnd"/>
+      <w:r>
+        <w:rPr>
+          <w:b/>
+          <w:bCs/>
+        </w:rPr>
+        <w:t xml:space="preserve"> </w:t>
+      </w:r>
+      <w:proofErr w:type="gramStart"/>
+      <w:r>
+        <w:rPr>
+          <w:b/>
+          <w:bCs/>
+        </w:rPr>
+        <w:t>interface</w:t>
+      </w:r>
+      <w:proofErr w:type="gramEnd"/>
+      <w:r>
+        <w:rPr>
+          <w:b/>
+          <w:bCs/>
+        </w:rPr>
+        <w:t xml:space="preserve">=ether0 </w:t>
+      </w:r>
+      <w:proofErr w:type="spellStart"/>
+      <w:r>
+        <w:rPr>
+          <w:b/>
+          <w:bCs/>
+        </w:rPr>
+        <w:t>upstream</w:t>
+      </w:r>
+      <w:proofErr w:type="spellEnd"/>
+      <w:r>
+        <w:rPr>
+          <w:b/>
+          <w:bCs/>
+        </w:rPr>
+        <w:t>=yes alternative-</w:t>
+      </w:r>
+      <w:proofErr w:type="spellStart"/>
+      <w:r>
+        <w:rPr>
+          <w:b/>
+          <w:bCs/>
+        </w:rPr>
+        <w:t>subnets</w:t>
+      </w:r>
+      <w:proofErr w:type="spellEnd"/>
+      <w:r>
+        <w:rPr>
+          <w:b/>
+          <w:bCs/>
+        </w:rPr>
+        <w:t>=10.2.7.0/24</w:t>
+      </w:r>
+      <w:r>
+        <w:t xml:space="preserve"> → Agrega </w:t>
+      </w:r>
+      <w:r>
+        <w:rPr>
+          <w:b/>
+          <w:bCs/>
+        </w:rPr>
+        <w:t>ether0</w:t>
+      </w:r>
+      <w:r>
+        <w:t xml:space="preserve"> como interfaz </w:t>
+      </w:r>
+      <w:proofErr w:type="spellStart"/>
+      <w:r>
+        <w:rPr>
+          <w:b/>
+          <w:bCs/>
+        </w:rPr>
+        <w:t>upstream</w:t>
+      </w:r>
+      <w:proofErr w:type="spellEnd"/>
+      <w:r>
+        <w:t xml:space="preserve"> (hacia el </w:t>
+      </w:r>
+      <w:proofErr w:type="spellStart"/>
+      <w:r>
+        <w:t>router</w:t>
+      </w:r>
+      <w:proofErr w:type="spellEnd"/>
+      <w:r>
+        <w:t xml:space="preserve"> que tiene la fuente </w:t>
+      </w:r>
+      <w:proofErr w:type="spellStart"/>
+      <w:r>
+        <w:t>multicast</w:t>
+      </w:r>
+      <w:proofErr w:type="spellEnd"/>
+      <w:r>
+        <w:t xml:space="preserve">) y permite tráfico </w:t>
+      </w:r>
+      <w:proofErr w:type="spellStart"/>
+      <w:r>
+        <w:t>multicast</w:t>
+      </w:r>
+      <w:proofErr w:type="spellEnd"/>
+      <w:r>
+        <w:t xml:space="preserve"> desde la subred 10.2.7.0/24.</w:t>
+      </w:r>
+    </w:p>
+    <w:p>
+      <w:pPr>
+        <w:numPr>
+          <w:ilvl w:val="0"/>
+          <w:numId w:val="29"/>
+        </w:numPr>
+      </w:pPr>
+      <w:r>
+        <w:rPr>
+          <w:b/>
+          <w:bCs/>
+        </w:rPr>
+        <w:t>/</w:t>
+      </w:r>
+      <w:proofErr w:type="spellStart"/>
+      <w:r>
+        <w:rPr>
+          <w:b/>
+          <w:bCs/>
+        </w:rPr>
+        <w:t>routing</w:t>
+      </w:r>
+      <w:proofErr w:type="spellEnd"/>
+      <w:r>
+        <w:rPr>
+          <w:b/>
+          <w:bCs/>
+        </w:rPr>
+        <w:t xml:space="preserve"> </w:t>
+      </w:r>
+      <w:proofErr w:type="spellStart"/>
+      <w:r>
+        <w:rPr>
+          <w:b/>
+          <w:bCs/>
+        </w:rPr>
+        <w:t>igmp</w:t>
+      </w:r>
+      <w:proofErr w:type="spellEnd"/>
+      <w:r>
+        <w:rPr>
+          <w:b/>
+          <w:bCs/>
+        </w:rPr>
+        <w:t xml:space="preserve">-proxy </w:t>
+      </w:r>
+      <w:proofErr w:type="gramStart"/>
+      <w:r>
+        <w:rPr>
+          <w:b/>
+          <w:bCs/>
+        </w:rPr>
+        <w:t>interface</w:t>
+      </w:r>
+      <w:proofErr w:type="gramEnd"/>
+      <w:r>
+        <w:rPr>
+          <w:b/>
+          <w:bCs/>
+        </w:rPr>
+        <w:t xml:space="preserve"> </w:t>
+      </w:r>
+      <w:proofErr w:type="spellStart"/>
+      <w:r>
+        <w:rPr>
+          <w:b/>
+          <w:bCs/>
+        </w:rPr>
+        <w:t>add</w:t>
+      </w:r>
+      <w:proofErr w:type="spellEnd"/>
+      <w:r>
+        <w:rPr>
+          <w:b/>
+          <w:bCs/>
+        </w:rPr>
+        <w:t xml:space="preserve"> </w:t>
+      </w:r>
+      <w:proofErr w:type="gramStart"/>
+      <w:r>
+        <w:rPr>
+          <w:b/>
+          <w:bCs/>
+        </w:rPr>
+        <w:t>interface</w:t>
+      </w:r>
+      <w:proofErr w:type="gramEnd"/>
+      <w:r>
+        <w:rPr>
+          <w:b/>
+          <w:bCs/>
+        </w:rPr>
+        <w:t>=ether1</w:t>
+      </w:r>
+      <w:r>
+        <w:t xml:space="preserve"> → Agrega ether1 como interfaz </w:t>
+      </w:r>
+      <w:proofErr w:type="spellStart"/>
+      <w:r>
+        <w:rPr>
+          <w:b/>
+          <w:bCs/>
+        </w:rPr>
+        <w:t>downstream</w:t>
+      </w:r>
+      <w:proofErr w:type="spellEnd"/>
+      <w:r>
+        <w:t xml:space="preserve"> (clientes </w:t>
+      </w:r>
+      <w:proofErr w:type="spellStart"/>
+      <w:r>
+        <w:t>multicast</w:t>
+      </w:r>
+      <w:proofErr w:type="spellEnd"/>
+      <w:r>
+        <w:t>).</w:t>
+      </w:r>
+    </w:p>
+    <w:p>
+      <w:pPr>
+        <w:numPr>
+          <w:ilvl w:val="0"/>
+          <w:numId w:val="29"/>
+        </w:numPr>
+      </w:pPr>
+      <w:r>
+        <w:rPr>
+          <w:b/>
+          <w:bCs/>
+        </w:rPr>
+        <w:t>/</w:t>
+      </w:r>
+      <w:proofErr w:type="spellStart"/>
+      <w:r>
+        <w:rPr>
+          <w:b/>
+          <w:bCs/>
+        </w:rPr>
+        <w:t>routing</w:t>
+      </w:r>
+      <w:proofErr w:type="spellEnd"/>
+      <w:r>
+        <w:rPr>
+          <w:b/>
+          <w:bCs/>
+        </w:rPr>
+        <w:t xml:space="preserve"> </w:t>
+      </w:r>
+      <w:proofErr w:type="spellStart"/>
+      <w:r>
+        <w:rPr>
+          <w:b/>
+          <w:bCs/>
+        </w:rPr>
+        <w:t>igmp</w:t>
+      </w:r>
+      <w:proofErr w:type="spellEnd"/>
+      <w:r>
+        <w:rPr>
+          <w:b/>
+          <w:bCs/>
+        </w:rPr>
+        <w:t xml:space="preserve">-proxy </w:t>
+      </w:r>
+      <w:proofErr w:type="gramStart"/>
+      <w:r>
+        <w:rPr>
+          <w:b/>
+          <w:bCs/>
+        </w:rPr>
+        <w:t>interface</w:t>
+      </w:r>
+      <w:proofErr w:type="gramEnd"/>
+      <w:r>
+        <w:rPr>
+          <w:b/>
+          <w:bCs/>
+        </w:rPr>
+        <w:t xml:space="preserve"> </w:t>
+      </w:r>
+      <w:proofErr w:type="spellStart"/>
+      <w:r>
+        <w:rPr>
+          <w:b/>
+          <w:bCs/>
+        </w:rPr>
+        <w:t>add</w:t>
+      </w:r>
+      <w:proofErr w:type="spellEnd"/>
+      <w:r>
+        <w:rPr>
+          <w:b/>
+          <w:bCs/>
+        </w:rPr>
+        <w:t xml:space="preserve"> </w:t>
+      </w:r>
+      <w:proofErr w:type="gramStart"/>
+      <w:r>
+        <w:rPr>
+          <w:b/>
+          <w:bCs/>
+        </w:rPr>
+        <w:t>interface</w:t>
+      </w:r>
+      <w:proofErr w:type="gramEnd"/>
+      <w:r>
+        <w:rPr>
+          <w:b/>
+          <w:bCs/>
+        </w:rPr>
+        <w:t>=ether2</w:t>
+      </w:r>
+      <w:r>
+        <w:t xml:space="preserve"> → Agrega ether2 como interfaz </w:t>
+      </w:r>
+      <w:proofErr w:type="spellStart"/>
+      <w:r>
+        <w:rPr>
+          <w:b/>
+          <w:bCs/>
+        </w:rPr>
+        <w:t>downstream</w:t>
+      </w:r>
+      <w:proofErr w:type="spellEnd"/>
+      <w:r>
+        <w:t>.</w:t>
+      </w:r>
+    </w:p>
+    <w:p>
+      <w:pPr>
+        <w:numPr>
+          <w:ilvl w:val="0"/>
+          <w:numId w:val="29"/>
+        </w:numPr>
+      </w:pPr>
+      <w:r>
+        <w:rPr>
+          <w:b/>
+          <w:bCs/>
+        </w:rPr>
+        <w:t>/</w:t>
+      </w:r>
+      <w:proofErr w:type="spellStart"/>
+      <w:r>
+        <w:rPr>
+          <w:b/>
+          <w:bCs/>
+        </w:rPr>
+        <w:t>routing</w:t>
+      </w:r>
+      <w:proofErr w:type="spellEnd"/>
+      <w:r>
+        <w:rPr>
+          <w:b/>
+          <w:bCs/>
+        </w:rPr>
+        <w:t xml:space="preserve"> </w:t>
+      </w:r>
+      <w:proofErr w:type="spellStart"/>
+      <w:r>
+        <w:rPr>
+          <w:b/>
+          <w:bCs/>
+        </w:rPr>
+        <w:t>igmp</w:t>
+      </w:r>
+      <w:proofErr w:type="spellEnd"/>
+      <w:r>
+        <w:rPr>
+          <w:b/>
+          <w:bCs/>
+        </w:rPr>
+        <w:t xml:space="preserve">-proxy </w:t>
+      </w:r>
+      <w:proofErr w:type="gramStart"/>
+      <w:r>
+        <w:rPr>
+          <w:b/>
+          <w:bCs/>
+        </w:rPr>
+        <w:t>interface</w:t>
+      </w:r>
+      <w:proofErr w:type="gramEnd"/>
+      <w:r>
+        <w:rPr>
+          <w:b/>
+          <w:bCs/>
+        </w:rPr>
+        <w:t xml:space="preserve"> </w:t>
+      </w:r>
+      <w:proofErr w:type="spellStart"/>
+      <w:r>
+        <w:rPr>
+          <w:b/>
+          <w:bCs/>
+        </w:rPr>
+        <w:t>add</w:t>
+      </w:r>
+      <w:proofErr w:type="spellEnd"/>
+      <w:r>
+        <w:rPr>
+          <w:b/>
+          <w:bCs/>
+        </w:rPr>
+        <w:t xml:space="preserve"> </w:t>
+      </w:r>
+      <w:proofErr w:type="gramStart"/>
+      <w:r>
+        <w:rPr>
+          <w:b/>
+          <w:bCs/>
+        </w:rPr>
+        <w:t>interface</w:t>
+      </w:r>
+      <w:proofErr w:type="gramEnd"/>
+      <w:r>
+        <w:rPr>
+          <w:b/>
+          <w:bCs/>
+        </w:rPr>
+        <w:t>=ether3</w:t>
+      </w:r>
+      <w:r>
+        <w:t xml:space="preserve"> → Agrega ether3 como interfaz </w:t>
+      </w:r>
+      <w:proofErr w:type="spellStart"/>
+      <w:r>
+        <w:rPr>
+          <w:b/>
+          <w:bCs/>
+        </w:rPr>
+        <w:t>downstream</w:t>
+      </w:r>
+      <w:proofErr w:type="spellEnd"/>
+      <w:r>
+        <w:t>.</w:t>
+      </w:r>
+    </w:p>
+    <w:p>
+      <w:pPr>
+        <w:sectPr>
+          <w:pgSz w:w="12240" w:h="15840"/>
+          <w:pgMar w:top="1440" w:right="1440" w:bottom="1440" w:left="1440" w:header="708" w:footer="708" w:gutter="0"/>
+          <w:pgNumType w:start="0"/>
+          <w:cols w:space="708"/>
+          <w:titlePg/>
+          <w:docGrid w:linePitch="360"/>
+        </w:sectPr>
+      </w:pPr>
+    </w:p>
+    <w:p>
+      <w:r>
+        <w:rPr>
+          <w:b/>
+          <w:bCs/>
+        </w:rPr>
+        <w:lastRenderedPageBreak/>
+        <w:t>3. Firewall</w:t>
+      </w:r>
+    </w:p>
+    <w:p>
+      <w:pPr>
+        <w:numPr>
+          <w:ilvl w:val="0"/>
+          <w:numId w:val="30"/>
+        </w:numPr>
+      </w:pPr>
+      <w:r>
+        <w:rPr>
+          <w:b/>
+          <w:bCs/>
+        </w:rPr>
+        <w:t>/</w:t>
+      </w:r>
+      <w:proofErr w:type="spellStart"/>
+      <w:r>
+        <w:rPr>
+          <w:b/>
+          <w:bCs/>
+        </w:rPr>
+        <w:t>ip</w:t>
+      </w:r>
+      <w:proofErr w:type="spellEnd"/>
+      <w:r>
+        <w:rPr>
+          <w:b/>
+          <w:bCs/>
+        </w:rPr>
+        <w:t xml:space="preserve"> firewall </w:t>
+      </w:r>
+      <w:proofErr w:type="spellStart"/>
+      <w:r>
+        <w:rPr>
+          <w:b/>
+          <w:bCs/>
+        </w:rPr>
+        <w:t>filter</w:t>
+      </w:r>
+      <w:proofErr w:type="spellEnd"/>
+      <w:r>
+        <w:rPr>
+          <w:b/>
+          <w:bCs/>
+        </w:rPr>
+        <w:t xml:space="preserve"> </w:t>
+      </w:r>
+      <w:proofErr w:type="spellStart"/>
+      <w:r>
+        <w:rPr>
+          <w:b/>
+          <w:bCs/>
+        </w:rPr>
+        <w:t>add</w:t>
+      </w:r>
+      <w:proofErr w:type="spellEnd"/>
+      <w:r>
+        <w:rPr>
+          <w:b/>
+          <w:bCs/>
+        </w:rPr>
+        <w:t xml:space="preserve"> </w:t>
+      </w:r>
+      <w:proofErr w:type="spellStart"/>
+      <w:r>
+        <w:rPr>
+          <w:b/>
+          <w:bCs/>
+        </w:rPr>
+        <w:t>chain</w:t>
+      </w:r>
+      <w:proofErr w:type="spellEnd"/>
+      <w:r>
+        <w:rPr>
+          <w:b/>
+          <w:bCs/>
+        </w:rPr>
+        <w:t xml:space="preserve">=forward </w:t>
+      </w:r>
+      <w:proofErr w:type="spellStart"/>
+      <w:r>
+        <w:rPr>
+          <w:b/>
+          <w:bCs/>
+        </w:rPr>
+        <w:t>protocol</w:t>
+      </w:r>
+      <w:proofErr w:type="spellEnd"/>
+      <w:r>
+        <w:rPr>
+          <w:b/>
+          <w:bCs/>
+        </w:rPr>
+        <w:t>=</w:t>
+      </w:r>
+      <w:proofErr w:type="spellStart"/>
+      <w:r>
+        <w:rPr>
+          <w:b/>
+          <w:bCs/>
+        </w:rPr>
+        <w:t>igmp</w:t>
+      </w:r>
+      <w:proofErr w:type="spellEnd"/>
+      <w:r>
+        <w:rPr>
+          <w:b/>
+          <w:bCs/>
+        </w:rPr>
+        <w:t xml:space="preserve"> </w:t>
+      </w:r>
+      <w:proofErr w:type="spellStart"/>
+      <w:r>
+        <w:rPr>
+          <w:b/>
+          <w:bCs/>
+        </w:rPr>
+        <w:t>action</w:t>
+      </w:r>
+      <w:proofErr w:type="spellEnd"/>
+      <w:r>
+        <w:rPr>
+          <w:b/>
+          <w:bCs/>
+        </w:rPr>
+        <w:t>=</w:t>
+      </w:r>
+      <w:proofErr w:type="spellStart"/>
+      <w:r>
+        <w:rPr>
+          <w:b/>
+          <w:bCs/>
+        </w:rPr>
+        <w:t>accept</w:t>
+      </w:r>
+      <w:proofErr w:type="spellEnd"/>
+      <w:r>
+        <w:t xml:space="preserve"> → Agrega una regla que </w:t>
+      </w:r>
+      <w:r>
+        <w:rPr>
+          <w:b/>
+          <w:bCs/>
+        </w:rPr>
+        <w:t>acepta</w:t>
+      </w:r>
+      <w:r>
+        <w:t xml:space="preserve"> todo el tráfico del protocolo IGMP en la cadena forward.</w:t>
+      </w:r>
+    </w:p>
+    <w:p>
+      <w:pPr>
+        <w:numPr>
+          <w:ilvl w:val="0"/>
+          <w:numId w:val="30"/>
+        </w:numPr>
+      </w:pPr>
+      <w:r>
+        <w:rPr>
+          <w:b/>
+          <w:bCs/>
+        </w:rPr>
+        <w:t>/</w:t>
+      </w:r>
+      <w:proofErr w:type="spellStart"/>
+      <w:r>
+        <w:rPr>
+          <w:b/>
+          <w:bCs/>
+        </w:rPr>
+        <w:t>ip</w:t>
+      </w:r>
+      <w:proofErr w:type="spellEnd"/>
+      <w:r>
+        <w:rPr>
+          <w:b/>
+          <w:bCs/>
+        </w:rPr>
+        <w:t xml:space="preserve"> firewall </w:t>
+      </w:r>
+      <w:proofErr w:type="spellStart"/>
+      <w:r>
+        <w:rPr>
+          <w:b/>
+          <w:bCs/>
+        </w:rPr>
+        <w:t>filter</w:t>
+      </w:r>
+      <w:proofErr w:type="spellEnd"/>
+      <w:r>
+        <w:rPr>
+          <w:b/>
+          <w:bCs/>
+        </w:rPr>
+        <w:t xml:space="preserve"> </w:t>
+      </w:r>
+      <w:proofErr w:type="spellStart"/>
+      <w:r>
+        <w:rPr>
+          <w:b/>
+          <w:bCs/>
+        </w:rPr>
+        <w:t>add</w:t>
+      </w:r>
+      <w:proofErr w:type="spellEnd"/>
+      <w:r>
+        <w:rPr>
+          <w:b/>
+          <w:bCs/>
+        </w:rPr>
+        <w:t xml:space="preserve"> </w:t>
+      </w:r>
+      <w:proofErr w:type="spellStart"/>
+      <w:r>
+        <w:rPr>
+          <w:b/>
+          <w:bCs/>
+        </w:rPr>
+        <w:t>chain</w:t>
+      </w:r>
+      <w:proofErr w:type="spellEnd"/>
+      <w:r>
+        <w:rPr>
+          <w:b/>
+          <w:bCs/>
+        </w:rPr>
+        <w:t xml:space="preserve">=forward </w:t>
+      </w:r>
+      <w:proofErr w:type="spellStart"/>
+      <w:r>
+        <w:rPr>
+          <w:b/>
+          <w:bCs/>
+        </w:rPr>
+        <w:t>dst-address</w:t>
+      </w:r>
+      <w:proofErr w:type="spellEnd"/>
+      <w:r>
+        <w:rPr>
+          <w:b/>
+          <w:bCs/>
+        </w:rPr>
+        <w:t xml:space="preserve">=224.0.0.0/4 </w:t>
+      </w:r>
+      <w:proofErr w:type="spellStart"/>
+      <w:r>
+        <w:rPr>
+          <w:b/>
+          <w:bCs/>
+        </w:rPr>
+        <w:t>action</w:t>
+      </w:r>
+      <w:proofErr w:type="spellEnd"/>
+      <w:r>
+        <w:rPr>
+          <w:b/>
+          <w:bCs/>
+        </w:rPr>
+        <w:t>=</w:t>
+      </w:r>
+      <w:proofErr w:type="spellStart"/>
+      <w:r>
+        <w:rPr>
+          <w:b/>
+          <w:bCs/>
+        </w:rPr>
+        <w:t>accept</w:t>
+      </w:r>
+      <w:proofErr w:type="spellEnd"/>
+      <w:r>
+        <w:t xml:space="preserve"> → Agrega una regla que </w:t>
+      </w:r>
+      <w:r>
+        <w:rPr>
+          <w:b/>
+          <w:bCs/>
+        </w:rPr>
+        <w:t>acepta</w:t>
+      </w:r>
+      <w:r>
+        <w:t xml:space="preserve"> todo el tráfico destinado a direcciones </w:t>
+      </w:r>
+      <w:proofErr w:type="spellStart"/>
+      <w:r>
+        <w:t>multicast</w:t>
+      </w:r>
+      <w:proofErr w:type="spellEnd"/>
+      <w:r>
+        <w:t xml:space="preserve"> (rango 224.0.0.0 a 239.255.255.255).</w:t>
+      </w:r>
+    </w:p>
+    <w:p>
+      <w:pPr>
+        <w:numPr>
+          <w:ilvl w:val="0"/>
+          <w:numId w:val="30"/>
+        </w:numPr>
+      </w:pPr>
+      <w:r>
+        <w:rPr>
+          <w:b/>
+          <w:bCs/>
+        </w:rPr>
+        <w:t>/</w:t>
+      </w:r>
+      <w:proofErr w:type="spellStart"/>
+      <w:r>
+        <w:rPr>
+          <w:b/>
+          <w:bCs/>
+        </w:rPr>
+        <w:t>ip</w:t>
+      </w:r>
+      <w:proofErr w:type="spellEnd"/>
+      <w:r>
+        <w:rPr>
+          <w:b/>
+          <w:bCs/>
+        </w:rPr>
+        <w:t xml:space="preserve"> firewall </w:t>
+      </w:r>
+      <w:proofErr w:type="spellStart"/>
+      <w:r>
+        <w:rPr>
+          <w:b/>
+          <w:bCs/>
+        </w:rPr>
+        <w:t>filter</w:t>
+      </w:r>
+      <w:proofErr w:type="spellEnd"/>
+      <w:r>
+        <w:rPr>
+          <w:b/>
+          <w:bCs/>
+        </w:rPr>
+        <w:t xml:space="preserve"> </w:t>
+      </w:r>
+      <w:proofErr w:type="spellStart"/>
+      <w:r>
+        <w:rPr>
+          <w:b/>
+          <w:bCs/>
+        </w:rPr>
+        <w:t>add</w:t>
+      </w:r>
+      <w:proofErr w:type="spellEnd"/>
+      <w:r>
+        <w:rPr>
+          <w:b/>
+          <w:bCs/>
+        </w:rPr>
+        <w:t xml:space="preserve"> </w:t>
+      </w:r>
+      <w:proofErr w:type="spellStart"/>
+      <w:r>
+        <w:rPr>
+          <w:b/>
+          <w:bCs/>
+        </w:rPr>
+        <w:t>chain</w:t>
+      </w:r>
+      <w:proofErr w:type="spellEnd"/>
+      <w:r>
+        <w:rPr>
+          <w:b/>
+          <w:bCs/>
+        </w:rPr>
+        <w:t xml:space="preserve">=input </w:t>
+      </w:r>
+      <w:proofErr w:type="spellStart"/>
+      <w:r>
+        <w:rPr>
+          <w:b/>
+          <w:bCs/>
+        </w:rPr>
+        <w:t>protocol</w:t>
+      </w:r>
+      <w:proofErr w:type="spellEnd"/>
+      <w:r>
+        <w:rPr>
+          <w:b/>
+          <w:bCs/>
+        </w:rPr>
+        <w:t>=</w:t>
+      </w:r>
+      <w:proofErr w:type="spellStart"/>
+      <w:r>
+        <w:rPr>
+          <w:b/>
+          <w:bCs/>
+        </w:rPr>
+        <w:t>igmp</w:t>
+      </w:r>
+      <w:proofErr w:type="spellEnd"/>
+      <w:r>
+        <w:rPr>
+          <w:b/>
+          <w:bCs/>
+        </w:rPr>
+        <w:t xml:space="preserve"> </w:t>
+      </w:r>
+      <w:proofErr w:type="spellStart"/>
+      <w:r>
+        <w:rPr>
+          <w:b/>
+          <w:bCs/>
+        </w:rPr>
+        <w:t>action</w:t>
+      </w:r>
+      <w:proofErr w:type="spellEnd"/>
+      <w:r>
+        <w:rPr>
+          <w:b/>
+          <w:bCs/>
+        </w:rPr>
+        <w:t>=</w:t>
+      </w:r>
+      <w:proofErr w:type="spellStart"/>
+      <w:r>
+        <w:rPr>
+          <w:b/>
+          <w:bCs/>
+        </w:rPr>
+        <w:t>accept</w:t>
+      </w:r>
+      <w:proofErr w:type="spellEnd"/>
+      <w:r>
+        <w:t xml:space="preserve"> → Agrega una regla que </w:t>
+      </w:r>
+      <w:r>
+        <w:rPr>
+          <w:b/>
+          <w:bCs/>
+        </w:rPr>
+        <w:t>acepta</w:t>
+      </w:r>
+      <w:r>
+        <w:t xml:space="preserve"> tráfico IGMP destinado al propio </w:t>
+      </w:r>
+      <w:proofErr w:type="spellStart"/>
+      <w:r>
+        <w:t>router</w:t>
+      </w:r>
+      <w:proofErr w:type="spellEnd"/>
+      <w:r>
+        <w:t xml:space="preserve"> (cadena input).</w:t>
+      </w:r>
+    </w:p>
+    <w:p>
+      <w:pPr>
+        <w:numPr>
+          <w:ilvl w:val="0"/>
+          <w:numId w:val="30"/>
+        </w:numPr>
+      </w:pPr>
+      <w:r>
+        <w:t>Comprobación de reglas de Firewall:</w:t>
+      </w:r>
+    </w:p>
+    <w:p>
+      <w:pPr>
+        <w:numPr>
+          <w:ilvl w:val="1"/>
+          <w:numId w:val="30"/>
+        </w:numPr>
+      </w:pPr>
+      <w:r>
+        <w:rPr>
+          <w:b/>
+          <w:bCs/>
+        </w:rPr>
+        <w:t>/</w:t>
+      </w:r>
+      <w:proofErr w:type="spellStart"/>
+      <w:r>
+        <w:rPr>
+          <w:b/>
+          <w:bCs/>
+        </w:rPr>
+        <w:t>ip</w:t>
+      </w:r>
+      <w:proofErr w:type="spellEnd"/>
+      <w:r>
+        <w:rPr>
+          <w:b/>
+          <w:bCs/>
+        </w:rPr>
+        <w:t xml:space="preserve"> firewall </w:t>
+      </w:r>
+      <w:proofErr w:type="spellStart"/>
+      <w:r>
+        <w:rPr>
+          <w:b/>
+          <w:bCs/>
+        </w:rPr>
+        <w:t>filter</w:t>
+      </w:r>
+      <w:proofErr w:type="spellEnd"/>
+      <w:r>
+        <w:rPr>
+          <w:b/>
+          <w:bCs/>
+        </w:rPr>
+        <w:t xml:space="preserve"> </w:t>
+      </w:r>
+      <w:proofErr w:type="spellStart"/>
+      <w:r>
+        <w:rPr>
+          <w:b/>
+          <w:bCs/>
+        </w:rPr>
+        <w:t>print</w:t>
+      </w:r>
+      <w:proofErr w:type="spellEnd"/>
+      <w:r>
+        <w:t xml:space="preserve"> → Muestra todas las reglas del firewall en la cadena forward.</w:t>
+      </w:r>
+    </w:p>
+    <w:p>
+      <w:pPr>
+        <w:numPr>
+          <w:ilvl w:val="1"/>
+          <w:numId w:val="30"/>
+        </w:numPr>
+      </w:pPr>
+      <w:r>
+        <w:rPr>
+          <w:b/>
+          <w:bCs/>
+        </w:rPr>
+        <w:t>/</w:t>
+      </w:r>
+      <w:proofErr w:type="spellStart"/>
+      <w:r>
+        <w:rPr>
+          <w:b/>
+          <w:bCs/>
+        </w:rPr>
+        <w:t>ip</w:t>
+      </w:r>
+      <w:proofErr w:type="spellEnd"/>
+      <w:r>
+        <w:rPr>
+          <w:b/>
+          <w:bCs/>
+        </w:rPr>
+        <w:t xml:space="preserve"> firewall </w:t>
+      </w:r>
+      <w:proofErr w:type="spellStart"/>
+      <w:r>
+        <w:rPr>
+          <w:b/>
+          <w:bCs/>
+        </w:rPr>
+        <w:t>filter</w:t>
+      </w:r>
+      <w:proofErr w:type="spellEnd"/>
+      <w:r>
+        <w:rPr>
+          <w:b/>
+          <w:bCs/>
+        </w:rPr>
+        <w:t xml:space="preserve"> </w:t>
+      </w:r>
+      <w:proofErr w:type="spellStart"/>
+      <w:r>
+        <w:rPr>
+          <w:b/>
+          <w:bCs/>
+        </w:rPr>
+        <w:t>print</w:t>
+      </w:r>
+      <w:proofErr w:type="spellEnd"/>
+      <w:r>
+        <w:rPr>
+          <w:b/>
+          <w:bCs/>
+        </w:rPr>
+        <w:t xml:space="preserve"> </w:t>
+      </w:r>
+      <w:proofErr w:type="spellStart"/>
+      <w:r>
+        <w:rPr>
+          <w:b/>
+          <w:bCs/>
+        </w:rPr>
+        <w:t>stats</w:t>
+      </w:r>
+      <w:proofErr w:type="spellEnd"/>
+      <w:r>
+        <w:t xml:space="preserve"> → Muestra las reglas junto con estadísticas (paquetes procesados, bytes, etc.).</w:t>
+      </w:r>
+    </w:p>
+    <w:p>
+      <w:pPr>
+        <w:sectPr>
+          <w:pgSz w:w="12240" w:h="15840"/>
+          <w:pgMar w:top="1440" w:right="1440" w:bottom="1440" w:left="1440" w:header="708" w:footer="708" w:gutter="0"/>
+          <w:pgNumType w:start="0"/>
+          <w:cols w:space="708"/>
+          <w:titlePg/>
+          <w:docGrid w:linePitch="360"/>
+        </w:sectPr>
+      </w:pPr>
+    </w:p>
+    <w:p>
+      <w:pPr>
+        <w:rPr>
+          <w:b/>
+          <w:bCs/>
+        </w:rPr>
+      </w:pPr>
+      <w:r>
+        <w:rPr>
+          <w:b/>
+          <w:bCs/>
+        </w:rPr>
+        <w:lastRenderedPageBreak/>
+        <w:t>4. Comprobaciones</w:t>
+      </w:r>
+    </w:p>
+    <w:p>
+      <w:pPr>
+        <w:rPr>
+          <w:b/>
+          <w:bCs/>
+        </w:rPr>
+      </w:pPr>
+      <w:r>
+        <w:rPr>
+          <w:b/>
+          <w:bCs/>
+        </w:rPr>
+        <w:t>Ver si llegan grupos IGMP:</w:t>
+      </w:r>
+    </w:p>
+    <w:p>
+      <w:r>
+        <w:t>/</w:t>
+      </w:r>
+      <w:proofErr w:type="spellStart"/>
+      <w:r>
+        <w:t>routing</w:t>
+      </w:r>
+      <w:proofErr w:type="spellEnd"/>
+      <w:r>
+        <w:t xml:space="preserve"> </w:t>
+      </w:r>
+      <w:proofErr w:type="spellStart"/>
+      <w:r>
+        <w:t>igmp</w:t>
+      </w:r>
+      <w:proofErr w:type="spellEnd"/>
+      <w:r>
+        <w:t xml:space="preserve">-proxy </w:t>
+      </w:r>
+      <w:proofErr w:type="spellStart"/>
+      <w:r>
+        <w:t>mfc</w:t>
+      </w:r>
+      <w:proofErr w:type="spellEnd"/>
+      <w:r>
+        <w:t xml:space="preserve"> </w:t>
+      </w:r>
+      <w:proofErr w:type="spellStart"/>
+      <w:r>
+        <w:t>print</w:t>
+      </w:r>
+      <w:proofErr w:type="spellEnd"/>
+    </w:p>
+    <w:p>
+      <w:r>
+        <w:t xml:space="preserve">Este solo mostrará el resultado que vemos en la imagen si la tarea </w:t>
+      </w:r>
+      <w:proofErr w:type="spellStart"/>
+      <w:r>
+        <w:t>multicast</w:t>
+      </w:r>
+      <w:proofErr w:type="spellEnd"/>
+      <w:r>
+        <w:t xml:space="preserve"> está activa.</w:t>
+      </w:r>
+    </w:p>
+    <w:p>
+      <w:r>
+        <w:rPr>
+          <w:noProof/>
+        </w:rPr>
+        <w:drawing>
+          <wp:inline distT="0" distB="0" distL="0" distR="0" wp14:anchorId="26DFC4B6" wp14:editId="718A3DC6">
+            <wp:extent cx="5943600" cy="1201420"/>
+            <wp:effectExtent l="0" t="0" r="0" b="0"/>
+            <wp:docPr id="820181472" name="Imagen 1"/>
+            <wp:cNvGraphicFramePr>
+              <a:graphicFrameLocks xmlns:a="http://schemas.openxmlformats.org/drawingml/2006/main" noChangeAspect="1"/>
+            </wp:cNvGraphicFramePr>
+            <a:graphic xmlns:a="http://schemas.openxmlformats.org/drawingml/2006/main">
+              <a:graphicData uri="http://schemas.openxmlformats.org/drawingml/2006/picture">
+                <pic:pic xmlns:pic="http://schemas.openxmlformats.org/drawingml/2006/picture">
+                  <pic:nvPicPr>
+                    <pic:cNvPr id="820181472" name=""/>
+                    <pic:cNvPicPr/>
+                  </pic:nvPicPr>
+                  <pic:blipFill>
+                    <a:blip r:embed="rId89"/>
+                    <a:stretch>
+                      <a:fillRect/>
+                    </a:stretch>
+                  </pic:blipFill>
+                  <pic:spPr>
+                    <a:xfrm>
+                      <a:off x="0" y="0"/>
+                      <a:ext cx="5943600" cy="1201420"/>
+                    </a:xfrm>
+                    <a:prstGeom prst="rect">
+                      <a:avLst/>
+                    </a:prstGeom>
+                  </pic:spPr>
+                </pic:pic>
+              </a:graphicData>
+            </a:graphic>
+          </wp:inline>
+        </w:drawing>
+      </w:r>
+    </w:p>
+    <w:p>
+      <w:r>
+        <w:t>Cuando no está activo:</w:t>
+      </w:r>
+      <w:r>
+        <w:t xml:space="preserve"> Se ha comenzado el </w:t>
+      </w:r>
+      <w:proofErr w:type="spellStart"/>
+      <w:r>
+        <w:t>multicast</w:t>
+      </w:r>
+      <w:proofErr w:type="spellEnd"/>
+      <w:r>
+        <w:t xml:space="preserve">, pero los clientes aún no se han unido al </w:t>
+      </w:r>
+      <w:proofErr w:type="spellStart"/>
+      <w:r>
+        <w:t>multicast</w:t>
+      </w:r>
+      <w:proofErr w:type="spellEnd"/>
+    </w:p>
+    <w:p>
+      <w:r>
+        <w:rPr>
+          <w:noProof/>
+        </w:rPr>
+        <w:drawing>
+          <wp:inline distT="0" distB="0" distL="0" distR="0" wp14:anchorId="51332960" wp14:editId="32C72683">
+            <wp:extent cx="5943600" cy="859790"/>
+            <wp:effectExtent l="0" t="0" r="0" b="0"/>
+            <wp:docPr id="129621586" name="Imagen 1"/>
+            <wp:cNvGraphicFramePr>
+              <a:graphicFrameLocks xmlns:a="http://schemas.openxmlformats.org/drawingml/2006/main" noChangeAspect="1"/>
+            </wp:cNvGraphicFramePr>
+            <a:graphic xmlns:a="http://schemas.openxmlformats.org/drawingml/2006/main">
+              <a:graphicData uri="http://schemas.openxmlformats.org/drawingml/2006/picture">
+                <pic:pic xmlns:pic="http://schemas.openxmlformats.org/drawingml/2006/picture">
+                  <pic:nvPicPr>
+                    <pic:cNvPr id="129621586" name=""/>
+                    <pic:cNvPicPr/>
+                  </pic:nvPicPr>
+                  <pic:blipFill>
+                    <a:blip r:embed="rId90"/>
+                    <a:stretch>
+                      <a:fillRect/>
+                    </a:stretch>
+                  </pic:blipFill>
+                  <pic:spPr>
+                    <a:xfrm>
+                      <a:off x="0" y="0"/>
+                      <a:ext cx="5943600" cy="859790"/>
+                    </a:xfrm>
+                    <a:prstGeom prst="rect">
+                      <a:avLst/>
+                    </a:prstGeom>
+                  </pic:spPr>
+                </pic:pic>
+              </a:graphicData>
+            </a:graphic>
+          </wp:inline>
+        </w:drawing>
+      </w:r>
+    </w:p>
+    <w:p>
+      <w:r>
+        <w:t xml:space="preserve">Esto es cuando aún no se ha hecho nada: ni clientes ni </w:t>
+      </w:r>
+      <w:proofErr w:type="spellStart"/>
+      <w:r>
+        <w:t>multicast</w:t>
+      </w:r>
+      <w:proofErr w:type="spellEnd"/>
+      <w:r>
+        <w:t>.</w:t>
+      </w:r>
+    </w:p>
+    <w:p>
+      <w:r>
+        <w:rPr>
+          <w:noProof/>
+        </w:rPr>
+        <w:drawing>
+          <wp:inline distT="0" distB="0" distL="0" distR="0" wp14:anchorId="1D1D32E1" wp14:editId="04359990">
+            <wp:extent cx="4429743" cy="695422"/>
+            <wp:effectExtent l="0" t="0" r="9525" b="9525"/>
+            <wp:docPr id="1583518801" name="Imagen 1"/>
+            <wp:cNvGraphicFramePr>
+              <a:graphicFrameLocks xmlns:a="http://schemas.openxmlformats.org/drawingml/2006/main" noChangeAspect="1"/>
+            </wp:cNvGraphicFramePr>
+            <a:graphic xmlns:a="http://schemas.openxmlformats.org/drawingml/2006/main">
+              <a:graphicData uri="http://schemas.openxmlformats.org/drawingml/2006/picture">
+                <pic:pic xmlns:pic="http://schemas.openxmlformats.org/drawingml/2006/picture">
+                  <pic:nvPicPr>
+                    <pic:cNvPr id="1583518801" name=""/>
+                    <pic:cNvPicPr/>
+                  </pic:nvPicPr>
+                  <pic:blipFill>
+                    <a:blip r:embed="rId91"/>
+                    <a:stretch>
+                      <a:fillRect/>
+                    </a:stretch>
+                  </pic:blipFill>
+                  <pic:spPr>
+                    <a:xfrm>
+                      <a:off x="0" y="0"/>
+                      <a:ext cx="4429743" cy="695422"/>
+                    </a:xfrm>
+                    <a:prstGeom prst="rect">
+                      <a:avLst/>
+                    </a:prstGeom>
+                  </pic:spPr>
+                </pic:pic>
+              </a:graphicData>
+            </a:graphic>
+          </wp:inline>
+        </w:drawing>
+      </w:r>
+    </w:p>
+    <w:p>
+      <w:r>
+        <w:t>o:</w:t>
+      </w:r>
+    </w:p>
+    <w:p>
+      <w:r>
+        <w:t>/</w:t>
+      </w:r>
+      <w:proofErr w:type="spellStart"/>
+      <w:r>
+        <w:t>routing</w:t>
+      </w:r>
+      <w:proofErr w:type="spellEnd"/>
+      <w:r>
+        <w:t xml:space="preserve"> </w:t>
+      </w:r>
+      <w:proofErr w:type="spellStart"/>
+      <w:r>
+        <w:t>igmp</w:t>
+      </w:r>
+      <w:proofErr w:type="spellEnd"/>
+      <w:r>
+        <w:t xml:space="preserve">-proxy </w:t>
+      </w:r>
+      <w:proofErr w:type="gramStart"/>
+      <w:r>
+        <w:t>interface</w:t>
+      </w:r>
+      <w:proofErr w:type="gramEnd"/>
+      <w:r>
+        <w:t xml:space="preserve"> </w:t>
+      </w:r>
+      <w:proofErr w:type="spellStart"/>
+      <w:r>
+        <w:t>print</w:t>
+      </w:r>
+      <w:proofErr w:type="spellEnd"/>
+    </w:p>
+    <w:p>
+      <w:r>
+        <w:t>Este da igual si está activo o no</w:t>
+      </w:r>
+      <w:r>
+        <w:t>.</w:t>
+      </w:r>
+    </w:p>
+    <w:p>
+      <w:pPr>
+        <w:sectPr>
+          <w:pgSz w:w="12240" w:h="15840"/>
+          <w:pgMar w:top="1440" w:right="1440" w:bottom="1440" w:left="1440" w:header="708" w:footer="708" w:gutter="0"/>
+          <w:pgNumType w:start="0"/>
+          <w:cols w:space="708"/>
+          <w:titlePg/>
+          <w:docGrid w:linePitch="360"/>
+        </w:sectPr>
+      </w:pPr>
+      <w:r>
+        <w:rPr>
+          <w:noProof/>
+        </w:rPr>
+        <w:drawing>
+          <wp:inline distT="0" distB="0" distL="0" distR="0" wp14:anchorId="5F70D5F4" wp14:editId="06CCE9C1">
+            <wp:extent cx="5001323" cy="1905266"/>
+            <wp:effectExtent l="0" t="0" r="8890" b="0"/>
+            <wp:docPr id="945847850" name="Imagen 1"/>
+            <wp:cNvGraphicFramePr>
+              <a:graphicFrameLocks xmlns:a="http://schemas.openxmlformats.org/drawingml/2006/main" noChangeAspect="1"/>
+            </wp:cNvGraphicFramePr>
+            <a:graphic xmlns:a="http://schemas.openxmlformats.org/drawingml/2006/main">
+              <a:graphicData uri="http://schemas.openxmlformats.org/drawingml/2006/picture">
+                <pic:pic xmlns:pic="http://schemas.openxmlformats.org/drawingml/2006/picture">
+                  <pic:nvPicPr>
+                    <pic:cNvPr id="945847850" name=""/>
+                    <pic:cNvPicPr/>
+                  </pic:nvPicPr>
+                  <pic:blipFill>
+                    <a:blip r:embed="rId92"/>
+                    <a:stretch>
+                      <a:fillRect/>
+                    </a:stretch>
+                  </pic:blipFill>
+                  <pic:spPr>
+                    <a:xfrm>
+                      <a:off x="0" y="0"/>
+                      <a:ext cx="5001323" cy="1905266"/>
+                    </a:xfrm>
+                    <a:prstGeom prst="rect">
+                      <a:avLst/>
+                    </a:prstGeom>
+                  </pic:spPr>
+                </pic:pic>
+              </a:graphicData>
+            </a:graphic>
+          </wp:inline>
+        </w:drawing>
+      </w:r>
+    </w:p>
+    <w:p>
+      <w:r>
+        <w:lastRenderedPageBreak/>
+        <w:t xml:space="preserve">Comprobación en las diferentes </w:t>
+      </w:r>
+      <w:proofErr w:type="spellStart"/>
+      <w:r>
+        <w:t>subnets</w:t>
+      </w:r>
+      <w:proofErr w:type="spellEnd"/>
+      <w:r>
+        <w:t>:</w:t>
+      </w:r>
+    </w:p>
+    <w:p>
+      <w:r>
+        <w:t>/</w:t>
+      </w:r>
+      <w:proofErr w:type="spellStart"/>
+      <w:r>
+        <w:t>tool</w:t>
+      </w:r>
+      <w:proofErr w:type="spellEnd"/>
+      <w:r>
+        <w:t xml:space="preserve"> </w:t>
+      </w:r>
+      <w:proofErr w:type="spellStart"/>
+      <w:r>
+        <w:t>sniffer</w:t>
+      </w:r>
+      <w:proofErr w:type="spellEnd"/>
+      <w:r>
+        <w:t xml:space="preserve"> </w:t>
+      </w:r>
+      <w:proofErr w:type="spellStart"/>
+      <w:r>
+        <w:t>quick</w:t>
+      </w:r>
+      <w:proofErr w:type="spellEnd"/>
+      <w:r>
+        <w:t xml:space="preserve"> </w:t>
+      </w:r>
+      <w:proofErr w:type="gramStart"/>
+      <w:r>
+        <w:t>interface</w:t>
+      </w:r>
+      <w:proofErr w:type="gramEnd"/>
+      <w:r>
+        <w:t>=</w:t>
+      </w:r>
+      <w:r>
+        <w:t>ether</w:t>
+      </w:r>
+      <w:r>
+        <w:t>0</w:t>
+      </w:r>
+      <w:r>
+        <w:t xml:space="preserve"> </w:t>
+      </w:r>
+      <w:proofErr w:type="spellStart"/>
+      <w:r>
+        <w:t>ip-protocol</w:t>
+      </w:r>
+      <w:proofErr w:type="spellEnd"/>
+      <w:r>
+        <w:t>=</w:t>
+      </w:r>
+      <w:proofErr w:type="spellStart"/>
+      <w:r>
+        <w:t>udp</w:t>
+      </w:r>
+      <w:proofErr w:type="spellEnd"/>
+    </w:p>
+    <w:p>
+      <w:r>
+        <w:t>/</w:t>
+      </w:r>
+      <w:proofErr w:type="spellStart"/>
+      <w:r>
+        <w:t>tool</w:t>
+      </w:r>
+      <w:proofErr w:type="spellEnd"/>
+      <w:r>
+        <w:t xml:space="preserve"> </w:t>
+      </w:r>
+      <w:proofErr w:type="spellStart"/>
+      <w:r>
+        <w:t>sniffer</w:t>
+      </w:r>
+      <w:proofErr w:type="spellEnd"/>
+      <w:r>
+        <w:t xml:space="preserve"> </w:t>
+      </w:r>
+      <w:proofErr w:type="spellStart"/>
+      <w:r>
+        <w:t>quick</w:t>
+      </w:r>
+      <w:proofErr w:type="spellEnd"/>
+      <w:r>
+        <w:t xml:space="preserve"> </w:t>
+      </w:r>
+      <w:proofErr w:type="gramStart"/>
+      <w:r>
+        <w:t>interface</w:t>
+      </w:r>
+      <w:proofErr w:type="gramEnd"/>
+      <w:r>
+        <w:t>=</w:t>
+      </w:r>
+      <w:r>
+        <w:t>ether1</w:t>
+      </w:r>
+      <w:r>
+        <w:t xml:space="preserve"> </w:t>
+      </w:r>
+      <w:proofErr w:type="spellStart"/>
+      <w:r>
+        <w:t>ip-protocol</w:t>
+      </w:r>
+      <w:proofErr w:type="spellEnd"/>
+      <w:r>
+        <w:t>=</w:t>
+      </w:r>
+      <w:proofErr w:type="spellStart"/>
+      <w:r>
+        <w:t>udp</w:t>
+      </w:r>
+      <w:proofErr w:type="spellEnd"/>
+    </w:p>
+    <w:p>
+      <w:r>
+        <w:t>/</w:t>
+      </w:r>
+      <w:proofErr w:type="spellStart"/>
+      <w:r>
+        <w:t>tool</w:t>
+      </w:r>
+      <w:proofErr w:type="spellEnd"/>
+      <w:r>
+        <w:t xml:space="preserve"> </w:t>
+      </w:r>
+      <w:proofErr w:type="spellStart"/>
+      <w:r>
+        <w:t>sniffer</w:t>
+      </w:r>
+      <w:proofErr w:type="spellEnd"/>
+      <w:r>
+        <w:t xml:space="preserve"> </w:t>
+      </w:r>
+      <w:proofErr w:type="spellStart"/>
+      <w:r>
+        <w:t>quick</w:t>
+      </w:r>
+      <w:proofErr w:type="spellEnd"/>
+      <w:r>
+        <w:t xml:space="preserve"> </w:t>
+      </w:r>
+      <w:proofErr w:type="gramStart"/>
+      <w:r>
+        <w:t>interface</w:t>
+      </w:r>
+      <w:proofErr w:type="gramEnd"/>
+      <w:r>
+        <w:t>=</w:t>
+      </w:r>
+      <w:r>
+        <w:t>ether2</w:t>
+      </w:r>
+      <w:r>
+        <w:t xml:space="preserve"> </w:t>
+      </w:r>
+      <w:proofErr w:type="spellStart"/>
+      <w:r>
+        <w:t>ip-protocol</w:t>
+      </w:r>
+      <w:proofErr w:type="spellEnd"/>
+      <w:r>
+        <w:t>=</w:t>
+      </w:r>
+      <w:proofErr w:type="spellStart"/>
+      <w:r>
+        <w:t>udp</w:t>
+      </w:r>
+      <w:proofErr w:type="spellEnd"/>
+    </w:p>
+    <w:p>
+      <w:r>
+        <w:t>/</w:t>
+      </w:r>
+      <w:proofErr w:type="spellStart"/>
+      <w:r>
+        <w:t>tool</w:t>
+      </w:r>
+      <w:proofErr w:type="spellEnd"/>
+      <w:r>
+        <w:t xml:space="preserve"> </w:t>
+      </w:r>
+      <w:proofErr w:type="spellStart"/>
+      <w:r>
+        <w:t>sniffer</w:t>
+      </w:r>
+      <w:proofErr w:type="spellEnd"/>
+      <w:r>
+        <w:t xml:space="preserve"> </w:t>
+      </w:r>
+      <w:proofErr w:type="spellStart"/>
+      <w:r>
+        <w:t>quick</w:t>
+      </w:r>
+      <w:proofErr w:type="spellEnd"/>
+      <w:r>
+        <w:t xml:space="preserve"> </w:t>
+      </w:r>
+      <w:proofErr w:type="gramStart"/>
+      <w:r>
+        <w:t>interface</w:t>
+      </w:r>
+      <w:proofErr w:type="gramEnd"/>
+      <w:r>
+        <w:t>=</w:t>
+      </w:r>
+      <w:r>
+        <w:t>ether3</w:t>
+      </w:r>
+      <w:r>
+        <w:t xml:space="preserve"> </w:t>
+      </w:r>
+      <w:proofErr w:type="spellStart"/>
+      <w:r>
+        <w:t>ip-protocol</w:t>
+      </w:r>
+      <w:proofErr w:type="spellEnd"/>
+      <w:r>
+        <w:t>=</w:t>
+      </w:r>
+      <w:proofErr w:type="spellStart"/>
+      <w:r>
+        <w:t>udp</w:t>
+      </w:r>
+      <w:proofErr w:type="spellEnd"/>
+    </w:p>
+    <w:p>
+      <w:r>
+        <w:t xml:space="preserve">Ahora prueba a mandar una tarea </w:t>
+      </w:r>
+      <w:proofErr w:type="spellStart"/>
+      <w:r>
+        <w:t>multicast</w:t>
+      </w:r>
+      <w:proofErr w:type="spellEnd"/>
+      <w:r>
+        <w:t xml:space="preserve">. Recuerda que para ver el flujo </w:t>
+      </w:r>
+      <w:proofErr w:type="spellStart"/>
+      <w:r>
+        <w:t>multicast</w:t>
+      </w:r>
+      <w:proofErr w:type="spellEnd"/>
+      <w:r>
+        <w:t xml:space="preserve"> completo, debes ver encender al menos 2 de los hosts.</w:t>
+      </w:r>
+    </w:p>
+    <w:p>
+      <w:r>
+        <w:drawing>
+          <wp:inline distT="0" distB="0" distL="0" distR="0" wp14:anchorId="5DF69DB7" wp14:editId="550DEB57">
+            <wp:extent cx="5943600" cy="2311400"/>
+            <wp:effectExtent l="0" t="0" r="0" b="0"/>
+            <wp:docPr id="1152233978" name="Imagen 1"/>
+            <wp:cNvGraphicFramePr>
+              <a:graphicFrameLocks xmlns:a="http://schemas.openxmlformats.org/drawingml/2006/main" noChangeAspect="1"/>
+            </wp:cNvGraphicFramePr>
+            <a:graphic xmlns:a="http://schemas.openxmlformats.org/drawingml/2006/main">
+              <a:graphicData uri="http://schemas.openxmlformats.org/drawingml/2006/picture">
+                <pic:pic xmlns:pic="http://schemas.openxmlformats.org/drawingml/2006/picture">
+                  <pic:nvPicPr>
+                    <pic:cNvPr id="1152233978" name=""/>
+                    <pic:cNvPicPr/>
+                  </pic:nvPicPr>
+                  <pic:blipFill>
+                    <a:blip r:embed="rId93"/>
+                    <a:stretch>
+                      <a:fillRect/>
+                    </a:stretch>
+                  </pic:blipFill>
+                  <pic:spPr>
+                    <a:xfrm>
+                      <a:off x="0" y="0"/>
+                      <a:ext cx="5943600" cy="2311400"/>
+                    </a:xfrm>
+                    <a:prstGeom prst="rect">
+                      <a:avLst/>
+                    </a:prstGeom>
+                  </pic:spPr>
+                </pic:pic>
+              </a:graphicData>
+            </a:graphic>
+          </wp:inline>
+        </w:drawing>
+      </w:r>
+    </w:p>
+    <w:p>
+      <w:r>
+        <w:t xml:space="preserve">Esta imagen es el resultado de haber ejecutado una tarea </w:t>
+      </w:r>
+      <w:proofErr w:type="spellStart"/>
+      <w:r>
+        <w:t>multicast</w:t>
+      </w:r>
+      <w:proofErr w:type="spellEnd"/>
+      <w:r>
+        <w:t xml:space="preserve"> de despliegue.</w:t>
+      </w:r>
+      <w:r>
+        <w:t xml:space="preserve"> Podemos ver como se comporta el tráfico en la interfaz ether1 perteneciente a 172.18.10.0/24.</w:t>
+      </w:r>
+      <w:r>
+        <w:t xml:space="preserve"> Podemos ver el g</w:t>
+      </w:r>
+      <w:r>
+        <w:t xml:space="preserve">rupo </w:t>
+      </w:r>
+      <w:proofErr w:type="spellStart"/>
+      <w:r>
+        <w:t>multicast</w:t>
+      </w:r>
+      <w:proofErr w:type="spellEnd"/>
+      <w:r>
+        <w:t xml:space="preserve"> (</w:t>
+      </w:r>
+      <w:proofErr w:type="gramStart"/>
+      <w:r>
+        <w:t>233.254.7.5</w:t>
+      </w:r>
+      <w:r>
+        <w:t xml:space="preserve"> )</w:t>
+      </w:r>
+      <w:proofErr w:type="gramEnd"/>
+      <w:r>
+        <w:t>. También desde el cliente (</w:t>
+      </w:r>
+      <w:r>
+        <w:t>172.18.10.102</w:t>
+      </w:r>
+      <w:r>
+        <w:t>) al servidor FOG (</w:t>
+      </w:r>
+      <w:r>
+        <w:t>10.2.7.5</w:t>
+      </w:r>
+      <w:r>
+        <w:t>).</w:t>
+      </w:r>
+    </w:p>
+    <w:p>
+      <w:pPr>
+        <w:sectPr>
+          <w:pgSz w:w="12240" w:h="15840"/>
+          <w:pgMar w:top="1440" w:right="1440" w:bottom="1440" w:left="1440" w:header="708" w:footer="708" w:gutter="0"/>
+          <w:pgNumType w:start="0"/>
+          <w:cols w:space="708"/>
+          <w:titlePg/>
+          <w:docGrid w:linePitch="360"/>
+        </w:sectPr>
+      </w:pPr>
+      <w:r>
+        <w:drawing>
+          <wp:inline distT="0" distB="0" distL="0" distR="0" wp14:anchorId="0D91D8E9" wp14:editId="0143863E">
+            <wp:extent cx="5943600" cy="2449195"/>
+            <wp:effectExtent l="0" t="0" r="0" b="8255"/>
+            <wp:docPr id="2076173009" name="Imagen 1"/>
+            <wp:cNvGraphicFramePr>
+              <a:graphicFrameLocks xmlns:a="http://schemas.openxmlformats.org/drawingml/2006/main" noChangeAspect="1"/>
+            </wp:cNvGraphicFramePr>
+            <a:graphic xmlns:a="http://schemas.openxmlformats.org/drawingml/2006/main">
+              <a:graphicData uri="http://schemas.openxmlformats.org/drawingml/2006/picture">
+                <pic:pic xmlns:pic="http://schemas.openxmlformats.org/drawingml/2006/picture">
+                  <pic:nvPicPr>
+                    <pic:cNvPr id="2076173009" name=""/>
+                    <pic:cNvPicPr/>
+                  </pic:nvPicPr>
+                  <pic:blipFill>
+                    <a:blip r:embed="rId94"/>
+                    <a:stretch>
+                      <a:fillRect/>
+                    </a:stretch>
+                  </pic:blipFill>
+                  <pic:spPr>
+                    <a:xfrm>
+                      <a:off x="0" y="0"/>
+                      <a:ext cx="5943600" cy="2449195"/>
+                    </a:xfrm>
+                    <a:prstGeom prst="rect">
+                      <a:avLst/>
+                    </a:prstGeom>
+                  </pic:spPr>
+                </pic:pic>
+              </a:graphicData>
+            </a:graphic>
+          </wp:inline>
+        </w:drawing>
+      </w:r>
+    </w:p>
+    <w:p>
+      <w:r>
+        <w:lastRenderedPageBreak/>
+        <w:t>Los tres clientes están realizando la tarea.</w:t>
+      </w:r>
+    </w:p>
+    <w:p>
+      <w:r>
+        <w:drawing>
+          <wp:inline distT="0" distB="0" distL="0" distR="0" wp14:anchorId="06071157" wp14:editId="6BFF9B02">
+            <wp:extent cx="5943600" cy="2898775"/>
+            <wp:effectExtent l="0" t="0" r="0" b="0"/>
+            <wp:docPr id="823153948" name="Imagen 1"/>
+            <wp:cNvGraphicFramePr>
+              <a:graphicFrameLocks xmlns:a="http://schemas.openxmlformats.org/drawingml/2006/main" noChangeAspect="1"/>
+            </wp:cNvGraphicFramePr>
+            <a:graphic xmlns:a="http://schemas.openxmlformats.org/drawingml/2006/main">
+              <a:graphicData uri="http://schemas.openxmlformats.org/drawingml/2006/picture">
+                <pic:pic xmlns:pic="http://schemas.openxmlformats.org/drawingml/2006/picture">
+                  <pic:nvPicPr>
+                    <pic:cNvPr id="823153948" name=""/>
+                    <pic:cNvPicPr/>
+                  </pic:nvPicPr>
+                  <pic:blipFill>
+                    <a:blip r:embed="rId95"/>
+                    <a:stretch>
+                      <a:fillRect/>
+                    </a:stretch>
+                  </pic:blipFill>
+                  <pic:spPr>
+                    <a:xfrm>
+                      <a:off x="0" y="0"/>
+                      <a:ext cx="5943600" cy="2898775"/>
+                    </a:xfrm>
+                    <a:prstGeom prst="rect">
+                      <a:avLst/>
+                    </a:prstGeom>
+                  </pic:spPr>
+                </pic:pic>
+              </a:graphicData>
+            </a:graphic>
+          </wp:inline>
+        </w:drawing>
+      </w:r>
+    </w:p>
+    <w:p>
+      <w:r>
+        <w:drawing>
+          <wp:inline distT="0" distB="0" distL="0" distR="0" wp14:anchorId="7880FD25" wp14:editId="077C6EE1">
+            <wp:extent cx="4877481" cy="3477110"/>
+            <wp:effectExtent l="0" t="0" r="0" b="9525"/>
+            <wp:docPr id="1419179076" name="Imagen 1"/>
+            <wp:cNvGraphicFramePr>
+              <a:graphicFrameLocks xmlns:a="http://schemas.openxmlformats.org/drawingml/2006/main" noChangeAspect="1"/>
+            </wp:cNvGraphicFramePr>
+            <a:graphic xmlns:a="http://schemas.openxmlformats.org/drawingml/2006/main">
+              <a:graphicData uri="http://schemas.openxmlformats.org/drawingml/2006/picture">
+                <pic:pic xmlns:pic="http://schemas.openxmlformats.org/drawingml/2006/picture">
+                  <pic:nvPicPr>
+                    <pic:cNvPr id="1419179076" name=""/>
+                    <pic:cNvPicPr/>
+                  </pic:nvPicPr>
+                  <pic:blipFill>
+                    <a:blip r:embed="rId96"/>
+                    <a:stretch>
+                      <a:fillRect/>
+                    </a:stretch>
+                  </pic:blipFill>
+                  <pic:spPr>
+                    <a:xfrm>
+                      <a:off x="0" y="0"/>
+                      <a:ext cx="4877481" cy="3477110"/>
+                    </a:xfrm>
+                    <a:prstGeom prst="rect">
+                      <a:avLst/>
+                    </a:prstGeom>
+                  </pic:spPr>
+                </pic:pic>
+              </a:graphicData>
+            </a:graphic>
+          </wp:inline>
+        </w:drawing>
+      </w:r>
+    </w:p>
+    <w:p>
+      <w:pPr>
+        <w:sectPr>
+          <w:pgSz w:w="12240" w:h="15840"/>
+          <w:pgMar w:top="1440" w:right="1440" w:bottom="1440" w:left="1440" w:header="708" w:footer="708" w:gutter="0"/>
+          <w:pgNumType w:start="0"/>
+          <w:cols w:space="708"/>
+          <w:titlePg/>
+          <w:docGrid w:linePitch="360"/>
+        </w:sectPr>
+      </w:pPr>
+    </w:p>
+    <w:p>
+      <w:pPr>
+        <w:pStyle w:val="Ttulo3"/>
+      </w:pPr>
+      <w:r>
+        <w:lastRenderedPageBreak/>
+        <w:t xml:space="preserve">Wake </w:t>
+      </w:r>
+      <w:proofErr w:type="spellStart"/>
+      <w:r>
+        <w:t>On</w:t>
+      </w:r>
+      <w:proofErr w:type="spellEnd"/>
+      <w:r>
+        <w:t xml:space="preserve"> LAN</w:t>
+      </w:r>
+    </w:p>
     <w:p/>
     <w:sectPr>
       <w:pgSz w:w="12240" w:h="15840"/>
@@ -14428,6 +18633,60 @@
       </w:r>
     </w:p>
   </w:footnote>
+  <w:footnote w:id="12">
+    <w:p>
+      <w:pPr>
+        <w:pStyle w:val="Textonotapie"/>
+      </w:pPr>
+      <w:r>
+        <w:rPr>
+          <w:rStyle w:val="Refdenotaalpie"/>
+        </w:rPr>
+        <w:footnoteRef/>
+      </w:r>
+      <w:r>
+        <w:t xml:space="preserve"> </w:t>
+      </w:r>
+      <w:hyperlink r:id="rId12" w:history="1">
+        <w:r>
+          <w:rPr>
+            <w:rStyle w:val="Hipervnculo"/>
+          </w:rPr>
+          <w:t>https://help.mikrotik.com/docs/spaces/ROS/pages/59965491/Multicast+Routing+Protocols</w:t>
+        </w:r>
+      </w:hyperlink>
+      <w:r>
+        <w:t xml:space="preserve"> </w:t>
+      </w:r>
+    </w:p>
+  </w:footnote>
+  <w:footnote w:id="13">
+    <w:p>
+      <w:pPr>
+        <w:pStyle w:val="Textonotapie"/>
+      </w:pPr>
+      <w:r>
+        <w:rPr>
+          <w:rStyle w:val="Refdenotaalpie"/>
+        </w:rPr>
+        <w:footnoteRef/>
+      </w:r>
+      <w:r>
+        <w:t xml:space="preserve"> </w:t>
+      </w:r>
+      <w:hyperlink r:id="rId13" w:history="1">
+        <w:r>
+          <w:rPr>
+            <w:rStyle w:val="Hipervnculo"/>
+          </w:rPr>
+          <w:t>https://help.mikrotik.com/docs/spaces/ROS/pages/128221386/IGMP+Proxy</w:t>
+        </w:r>
+      </w:hyperlink>
+      <w:r>
+        <w:t xml:space="preserve"> </w:t>
+      </w:r>
+    </w:p>
+  </w:footnote>
 </w:footnotes>
 </file>
 
@@ -15184,6 +19443,119 @@
     </w:lvl>
   </w:abstractNum>
   <w:abstractNum w:abstractNumId="6" w15:restartNumberingAfterBreak="0">
+    <w:nsid w:val="264D0A09"/>
+    <w:multiLevelType w:val="hybridMultilevel"/>
+    <w:tmpl w:val="6248F932"/>
+    <w:lvl w:ilvl="0" w:tplc="04090001">
+      <w:start w:val="1"/>
+      <w:numFmt w:val="bullet"/>
+      <w:lvlText w:val=""/>
+      <w:lvlJc w:val="left"/>
+      <w:pPr>
+        <w:ind w:left="720" w:hanging="360"/>
+      </w:pPr>
+      <w:rPr>
+        <w:rFonts w:ascii="Symbol" w:hAnsi="Symbol" w:hint="default"/>
+      </w:rPr>
+    </w:lvl>
+    <w:lvl w:ilvl="1" w:tplc="04090003" w:tentative="1">
+      <w:start w:val="1"/>
+      <w:numFmt w:val="bullet"/>
+      <w:lvlText w:val="o"/>
+      <w:lvlJc w:val="left"/>
+      <w:pPr>
+        <w:ind w:left="1440" w:hanging="360"/>
+      </w:pPr>
+      <w:rPr>
+        <w:rFonts w:ascii="Courier New" w:hAnsi="Courier New" w:cs="Courier New" w:hint="default"/>
+      </w:rPr>
+    </w:lvl>
+    <w:lvl w:ilvl="2" w:tplc="04090005" w:tentative="1">
+      <w:start w:val="1"/>
+      <w:numFmt w:val="bullet"/>
+      <w:lvlText w:val=""/>
+      <w:lvlJc w:val="left"/>
+      <w:pPr>
+        <w:ind w:left="2160" w:hanging="360"/>
+      </w:pPr>
+      <w:rPr>
+        <w:rFonts w:ascii="Wingdings" w:hAnsi="Wingdings" w:hint="default"/>
+      </w:rPr>
+    </w:lvl>
+    <w:lvl w:ilvl="3" w:tplc="04090001" w:tentative="1">
+      <w:start w:val="1"/>
+      <w:numFmt w:val="bullet"/>
+      <w:lvlText w:val=""/>
+      <w:lvlJc w:val="left"/>
+      <w:pPr>
+        <w:ind w:left="2880" w:hanging="360"/>
+      </w:pPr>
+      <w:rPr>
+        <w:rFonts w:ascii="Symbol" w:hAnsi="Symbol" w:hint="default"/>
+      </w:rPr>
+    </w:lvl>
+    <w:lvl w:ilvl="4" w:tplc="04090003" w:tentative="1">
+      <w:start w:val="1"/>
+      <w:numFmt w:val="bullet"/>
+      <w:lvlText w:val="o"/>
+      <w:lvlJc w:val="left"/>
+      <w:pPr>
+        <w:ind w:left="3600" w:hanging="360"/>
+      </w:pPr>
+      <w:rPr>
+        <w:rFonts w:ascii="Courier New" w:hAnsi="Courier New" w:cs="Courier New" w:hint="default"/>
+      </w:rPr>
+    </w:lvl>
+    <w:lvl w:ilvl="5" w:tplc="04090005" w:tentative="1">
+      <w:start w:val="1"/>
+      <w:numFmt w:val="bullet"/>
+      <w:lvlText w:val=""/>
+      <w:lvlJc w:val="left"/>
+      <w:pPr>
+        <w:ind w:left="4320" w:hanging="360"/>
+      </w:pPr>
+      <w:rPr>
+        <w:rFonts w:ascii="Wingdings" w:hAnsi="Wingdings" w:hint="default"/>
+      </w:rPr>
+    </w:lvl>
+    <w:lvl w:ilvl="6" w:tplc="04090001" w:tentative="1">
+      <w:start w:val="1"/>
+      <w:numFmt w:val="bullet"/>
+      <w:lvlText w:val=""/>
+      <w:lvlJc w:val="left"/>
+      <w:pPr>
+        <w:ind w:left="5040" w:hanging="360"/>
+      </w:pPr>
+      <w:rPr>
+        <w:rFonts w:ascii="Symbol" w:hAnsi="Symbol" w:hint="default"/>
+      </w:rPr>
+    </w:lvl>
+    <w:lvl w:ilvl="7" w:tplc="04090003" w:tentative="1">
+      <w:start w:val="1"/>
+      <w:numFmt w:val="bullet"/>
+      <w:lvlText w:val="o"/>
+      <w:lvlJc w:val="left"/>
+      <w:pPr>
+        <w:ind w:left="5760" w:hanging="360"/>
+      </w:pPr>
+      <w:rPr>
+        <w:rFonts w:ascii="Courier New" w:hAnsi="Courier New" w:cs="Courier New" w:hint="default"/>
+      </w:rPr>
+    </w:lvl>
+    <w:lvl w:ilvl="8" w:tplc="04090005" w:tentative="1">
+      <w:start w:val="1"/>
+      <w:numFmt w:val="bullet"/>
+      <w:lvlText w:val=""/>
+      <w:lvlJc w:val="left"/>
+      <w:pPr>
+        <w:ind w:left="6480" w:hanging="360"/>
+      </w:pPr>
+      <w:rPr>
+        <w:rFonts w:ascii="Wingdings" w:hAnsi="Wingdings" w:hint="default"/>
+      </w:rPr>
+    </w:lvl>
+  </w:abstractNum>
+  <w:abstractNum w:abstractNumId="7" w15:restartNumberingAfterBreak="0">
     <w:nsid w:val="2863282E"/>
     <w:multiLevelType w:val="multilevel"/>
     <w:tmpl w:val="650E5820"/>
@@ -15332,7 +19704,7 @@
       </w:rPr>
     </w:lvl>
   </w:abstractNum>
-  <w:abstractNum w:abstractNumId="7" w15:restartNumberingAfterBreak="0">
+  <w:abstractNum w:abstractNumId="8" w15:restartNumberingAfterBreak="0">
     <w:nsid w:val="32923800"/>
     <w:multiLevelType w:val="multilevel"/>
     <w:tmpl w:val="40C2AFB2"/>
@@ -15445,7 +19817,7 @@
       </w:pPr>
     </w:lvl>
   </w:abstractNum>
-  <w:abstractNum w:abstractNumId="8" w15:restartNumberingAfterBreak="0">
+  <w:abstractNum w:abstractNumId="9" w15:restartNumberingAfterBreak="0">
     <w:nsid w:val="38071C69"/>
     <w:multiLevelType w:val="hybridMultilevel"/>
     <w:tmpl w:val="2DC08966"/>
@@ -15558,7 +19930,7 @@
       </w:rPr>
     </w:lvl>
   </w:abstractNum>
-  <w:abstractNum w:abstractNumId="9" w15:restartNumberingAfterBreak="0">
+  <w:abstractNum w:abstractNumId="10" w15:restartNumberingAfterBreak="0">
     <w:nsid w:val="398E4933"/>
     <w:multiLevelType w:val="multilevel"/>
     <w:tmpl w:val="DD98B278"/>
@@ -15671,7 +20043,7 @@
       </w:pPr>
     </w:lvl>
   </w:abstractNum>
-  <w:abstractNum w:abstractNumId="10" w15:restartNumberingAfterBreak="0">
+  <w:abstractNum w:abstractNumId="11" w15:restartNumberingAfterBreak="0">
     <w:nsid w:val="3B0E364B"/>
     <w:multiLevelType w:val="multilevel"/>
     <w:tmpl w:val="3D8EFDCA"/>
@@ -15820,7 +20192,7 @@
       </w:rPr>
     </w:lvl>
   </w:abstractNum>
-  <w:abstractNum w:abstractNumId="11" w15:restartNumberingAfterBreak="0">
+  <w:abstractNum w:abstractNumId="12" w15:restartNumberingAfterBreak="0">
     <w:nsid w:val="3D145B3D"/>
     <w:multiLevelType w:val="multilevel"/>
     <w:tmpl w:val="E550AF2C"/>
@@ -15969,7 +20341,454 @@
       </w:rPr>
     </w:lvl>
   </w:abstractNum>
-  <w:abstractNum w:abstractNumId="12" w15:restartNumberingAfterBreak="0">
+  <w:abstractNum w:abstractNumId="13" w15:restartNumberingAfterBreak="0">
+    <w:nsid w:val="40CE5945"/>
+    <w:multiLevelType w:val="multilevel"/>
+    <w:tmpl w:val="CEF41A36"/>
+    <w:lvl w:ilvl="0">
+      <w:start w:val="1"/>
+      <w:numFmt w:val="bullet"/>
+      <w:lvlText w:val=""/>
+      <w:lvlJc w:val="left"/>
+      <w:pPr>
+        <w:tabs>
+          <w:tab w:val="num" w:pos="720"/>
+        </w:tabs>
+        <w:ind w:left="720" w:hanging="360"/>
+      </w:pPr>
+      <w:rPr>
+        <w:rFonts w:ascii="Symbol" w:hAnsi="Symbol" w:hint="default"/>
+        <w:sz w:val="20"/>
+      </w:rPr>
+    </w:lvl>
+    <w:lvl w:ilvl="1" w:tentative="1">
+      <w:start w:val="1"/>
+      <w:numFmt w:val="bullet"/>
+      <w:lvlText w:val="o"/>
+      <w:lvlJc w:val="left"/>
+      <w:pPr>
+        <w:tabs>
+          <w:tab w:val="num" w:pos="1440"/>
+        </w:tabs>
+        <w:ind w:left="1440" w:hanging="360"/>
+      </w:pPr>
+      <w:rPr>
+        <w:rFonts w:ascii="Courier New" w:hAnsi="Courier New" w:hint="default"/>
+        <w:sz w:val="20"/>
+      </w:rPr>
+    </w:lvl>
+    <w:lvl w:ilvl="2" w:tentative="1">
+      <w:start w:val="1"/>
+      <w:numFmt w:val="bullet"/>
+      <w:lvlText w:val=""/>
+      <w:lvlJc w:val="left"/>
+      <w:pPr>
+        <w:tabs>
+          <w:tab w:val="num" w:pos="2160"/>
+        </w:tabs>
+        <w:ind w:left="2160" w:hanging="360"/>
+      </w:pPr>
+      <w:rPr>
+        <w:rFonts w:ascii="Wingdings" w:hAnsi="Wingdings" w:hint="default"/>
+        <w:sz w:val="20"/>
+      </w:rPr>
+    </w:lvl>
+    <w:lvl w:ilvl="3" w:tentative="1">
+      <w:start w:val="1"/>
+      <w:numFmt w:val="bullet"/>
+      <w:lvlText w:val=""/>
+      <w:lvlJc w:val="left"/>
+      <w:pPr>
+        <w:tabs>
+          <w:tab w:val="num" w:pos="2880"/>
+        </w:tabs>
+        <w:ind w:left="2880" w:hanging="360"/>
+      </w:pPr>
+      <w:rPr>
+        <w:rFonts w:ascii="Wingdings" w:hAnsi="Wingdings" w:hint="default"/>
+        <w:sz w:val="20"/>
+      </w:rPr>
+    </w:lvl>
+    <w:lvl w:ilvl="4" w:tentative="1">
+      <w:start w:val="1"/>
+      <w:numFmt w:val="bullet"/>
+      <w:lvlText w:val=""/>
+      <w:lvlJc w:val="left"/>
+      <w:pPr>
+        <w:tabs>
+          <w:tab w:val="num" w:pos="3600"/>
+        </w:tabs>
+        <w:ind w:left="3600" w:hanging="360"/>
+      </w:pPr>
+      <w:rPr>
+        <w:rFonts w:ascii="Wingdings" w:hAnsi="Wingdings" w:hint="default"/>
+        <w:sz w:val="20"/>
+      </w:rPr>
+    </w:lvl>
+    <w:lvl w:ilvl="5" w:tentative="1">
+      <w:start w:val="1"/>
+      <w:numFmt w:val="bullet"/>
+      <w:lvlText w:val=""/>
+      <w:lvlJc w:val="left"/>
+      <w:pPr>
+        <w:tabs>
+          <w:tab w:val="num" w:pos="4320"/>
+        </w:tabs>
+        <w:ind w:left="4320" w:hanging="360"/>
+      </w:pPr>
+      <w:rPr>
+        <w:rFonts w:ascii="Wingdings" w:hAnsi="Wingdings" w:hint="default"/>
+        <w:sz w:val="20"/>
+      </w:rPr>
+    </w:lvl>
+    <w:lvl w:ilvl="6" w:tentative="1">
+      <w:start w:val="1"/>
+      <w:numFmt w:val="bullet"/>
+      <w:lvlText w:val=""/>
+      <w:lvlJc w:val="left"/>
+      <w:pPr>
+        <w:tabs>
+          <w:tab w:val="num" w:pos="5040"/>
+        </w:tabs>
+        <w:ind w:left="5040" w:hanging="360"/>
+      </w:pPr>
+      <w:rPr>
+        <w:rFonts w:ascii="Wingdings" w:hAnsi="Wingdings" w:hint="default"/>
+        <w:sz w:val="20"/>
+      </w:rPr>
+    </w:lvl>
+    <w:lvl w:ilvl="7" w:tentative="1">
+      <w:start w:val="1"/>
+      <w:numFmt w:val="bullet"/>
+      <w:lvlText w:val=""/>
+      <w:lvlJc w:val="left"/>
+      <w:pPr>
+        <w:tabs>
+          <w:tab w:val="num" w:pos="5760"/>
+        </w:tabs>
+        <w:ind w:left="5760" w:hanging="360"/>
+      </w:pPr>
+      <w:rPr>
+        <w:rFonts w:ascii="Wingdings" w:hAnsi="Wingdings" w:hint="default"/>
+        <w:sz w:val="20"/>
+      </w:rPr>
+    </w:lvl>
+    <w:lvl w:ilvl="8" w:tentative="1">
+      <w:start w:val="1"/>
+      <w:numFmt w:val="bullet"/>
+      <w:lvlText w:val=""/>
+      <w:lvlJc w:val="left"/>
+      <w:pPr>
+        <w:tabs>
+          <w:tab w:val="num" w:pos="6480"/>
+        </w:tabs>
+        <w:ind w:left="6480" w:hanging="360"/>
+      </w:pPr>
+      <w:rPr>
+        <w:rFonts w:ascii="Wingdings" w:hAnsi="Wingdings" w:hint="default"/>
+        <w:sz w:val="20"/>
+      </w:rPr>
+    </w:lvl>
+  </w:abstractNum>
+  <w:abstractNum w:abstractNumId="14" w15:restartNumberingAfterBreak="0">
+    <w:nsid w:val="42DE6F07"/>
+    <w:multiLevelType w:val="multilevel"/>
+    <w:tmpl w:val="4484F69E"/>
+    <w:lvl w:ilvl="0">
+      <w:start w:val="1"/>
+      <w:numFmt w:val="bullet"/>
+      <w:lvlText w:val=""/>
+      <w:lvlJc w:val="left"/>
+      <w:pPr>
+        <w:tabs>
+          <w:tab w:val="num" w:pos="720"/>
+        </w:tabs>
+        <w:ind w:left="720" w:hanging="360"/>
+      </w:pPr>
+      <w:rPr>
+        <w:rFonts w:ascii="Symbol" w:hAnsi="Symbol" w:hint="default"/>
+        <w:sz w:val="20"/>
+      </w:rPr>
+    </w:lvl>
+    <w:lvl w:ilvl="1" w:tentative="1">
+      <w:start w:val="1"/>
+      <w:numFmt w:val="bullet"/>
+      <w:lvlText w:val="o"/>
+      <w:lvlJc w:val="left"/>
+      <w:pPr>
+        <w:tabs>
+          <w:tab w:val="num" w:pos="1440"/>
+        </w:tabs>
+        <w:ind w:left="1440" w:hanging="360"/>
+      </w:pPr>
+      <w:rPr>
+        <w:rFonts w:ascii="Courier New" w:hAnsi="Courier New" w:hint="default"/>
+        <w:sz w:val="20"/>
+      </w:rPr>
+    </w:lvl>
+    <w:lvl w:ilvl="2" w:tentative="1">
+      <w:start w:val="1"/>
+      <w:numFmt w:val="bullet"/>
+      <w:lvlText w:val=""/>
+      <w:lvlJc w:val="left"/>
+      <w:pPr>
+        <w:tabs>
+          <w:tab w:val="num" w:pos="2160"/>
+        </w:tabs>
+        <w:ind w:left="2160" w:hanging="360"/>
+      </w:pPr>
+      <w:rPr>
+        <w:rFonts w:ascii="Wingdings" w:hAnsi="Wingdings" w:hint="default"/>
+        <w:sz w:val="20"/>
+      </w:rPr>
+    </w:lvl>
+    <w:lvl w:ilvl="3" w:tentative="1">
+      <w:start w:val="1"/>
+      <w:numFmt w:val="bullet"/>
+      <w:lvlText w:val=""/>
+      <w:lvlJc w:val="left"/>
+      <w:pPr>
+        <w:tabs>
+          <w:tab w:val="num" w:pos="2880"/>
+        </w:tabs>
+        <w:ind w:left="2880" w:hanging="360"/>
+      </w:pPr>
+      <w:rPr>
+        <w:rFonts w:ascii="Wingdings" w:hAnsi="Wingdings" w:hint="default"/>
+        <w:sz w:val="20"/>
+      </w:rPr>
+    </w:lvl>
+    <w:lvl w:ilvl="4" w:tentative="1">
+      <w:start w:val="1"/>
+      <w:numFmt w:val="bullet"/>
+      <w:lvlText w:val=""/>
+      <w:lvlJc w:val="left"/>
+      <w:pPr>
+        <w:tabs>
+          <w:tab w:val="num" w:pos="3600"/>
+        </w:tabs>
+        <w:ind w:left="3600" w:hanging="360"/>
+      </w:pPr>
+      <w:rPr>
+        <w:rFonts w:ascii="Wingdings" w:hAnsi="Wingdings" w:hint="default"/>
+        <w:sz w:val="20"/>
+      </w:rPr>
+    </w:lvl>
+    <w:lvl w:ilvl="5" w:tentative="1">
+      <w:start w:val="1"/>
+      <w:numFmt w:val="bullet"/>
+      <w:lvlText w:val=""/>
+      <w:lvlJc w:val="left"/>
+      <w:pPr>
+        <w:tabs>
+          <w:tab w:val="num" w:pos="4320"/>
+        </w:tabs>
+        <w:ind w:left="4320" w:hanging="360"/>
+      </w:pPr>
+      <w:rPr>
+        <w:rFonts w:ascii="Wingdings" w:hAnsi="Wingdings" w:hint="default"/>
+        <w:sz w:val="20"/>
+      </w:rPr>
+    </w:lvl>
+    <w:lvl w:ilvl="6" w:tentative="1">
+      <w:start w:val="1"/>
+      <w:numFmt w:val="bullet"/>
+      <w:lvlText w:val=""/>
+      <w:lvlJc w:val="left"/>
+      <w:pPr>
+        <w:tabs>
+          <w:tab w:val="num" w:pos="5040"/>
+        </w:tabs>
+        <w:ind w:left="5040" w:hanging="360"/>
+      </w:pPr>
+      <w:rPr>
+        <w:rFonts w:ascii="Wingdings" w:hAnsi="Wingdings" w:hint="default"/>
+        <w:sz w:val="20"/>
+      </w:rPr>
+    </w:lvl>
+    <w:lvl w:ilvl="7" w:tentative="1">
+      <w:start w:val="1"/>
+      <w:numFmt w:val="bullet"/>
+      <w:lvlText w:val=""/>
+      <w:lvlJc w:val="left"/>
+      <w:pPr>
+        <w:tabs>
+          <w:tab w:val="num" w:pos="5760"/>
+        </w:tabs>
+        <w:ind w:left="5760" w:hanging="360"/>
+      </w:pPr>
+      <w:rPr>
+        <w:rFonts w:ascii="Wingdings" w:hAnsi="Wingdings" w:hint="default"/>
+        <w:sz w:val="20"/>
+      </w:rPr>
+    </w:lvl>
+    <w:lvl w:ilvl="8" w:tentative="1">
+      <w:start w:val="1"/>
+      <w:numFmt w:val="bullet"/>
+      <w:lvlText w:val=""/>
+      <w:lvlJc w:val="left"/>
+      <w:pPr>
+        <w:tabs>
+          <w:tab w:val="num" w:pos="6480"/>
+        </w:tabs>
+        <w:ind w:left="6480" w:hanging="360"/>
+      </w:pPr>
+      <w:rPr>
+        <w:rFonts w:ascii="Wingdings" w:hAnsi="Wingdings" w:hint="default"/>
+        <w:sz w:val="20"/>
+      </w:rPr>
+    </w:lvl>
+  </w:abstractNum>
+  <w:abstractNum w:abstractNumId="15" w15:restartNumberingAfterBreak="0">
+    <w:nsid w:val="4D6D212A"/>
+    <w:multiLevelType w:val="multilevel"/>
+    <w:tmpl w:val="ED325EFC"/>
+    <w:lvl w:ilvl="0">
+      <w:start w:val="1"/>
+      <w:numFmt w:val="bullet"/>
+      <w:lvlText w:val=""/>
+      <w:lvlJc w:val="left"/>
+      <w:pPr>
+        <w:tabs>
+          <w:tab w:val="num" w:pos="720"/>
+        </w:tabs>
+        <w:ind w:left="720" w:hanging="360"/>
+      </w:pPr>
+      <w:rPr>
+        <w:rFonts w:ascii="Symbol" w:hAnsi="Symbol" w:hint="default"/>
+        <w:sz w:val="20"/>
+      </w:rPr>
+    </w:lvl>
+    <w:lvl w:ilvl="1">
+      <w:start w:val="1"/>
+      <w:numFmt w:val="bullet"/>
+      <w:lvlText w:val="o"/>
+      <w:lvlJc w:val="left"/>
+      <w:pPr>
+        <w:tabs>
+          <w:tab w:val="num" w:pos="1440"/>
+        </w:tabs>
+        <w:ind w:left="1440" w:hanging="360"/>
+      </w:pPr>
+      <w:rPr>
+        <w:rFonts w:ascii="Courier New" w:hAnsi="Courier New" w:hint="default"/>
+        <w:sz w:val="20"/>
+      </w:rPr>
+    </w:lvl>
+    <w:lvl w:ilvl="2" w:tentative="1">
+      <w:start w:val="1"/>
+      <w:numFmt w:val="bullet"/>
+      <w:lvlText w:val=""/>
+      <w:lvlJc w:val="left"/>
+      <w:pPr>
+        <w:tabs>
+          <w:tab w:val="num" w:pos="2160"/>
+        </w:tabs>
+        <w:ind w:left="2160" w:hanging="360"/>
+      </w:pPr>
+      <w:rPr>
+        <w:rFonts w:ascii="Wingdings" w:hAnsi="Wingdings" w:hint="default"/>
+        <w:sz w:val="20"/>
+      </w:rPr>
+    </w:lvl>
+    <w:lvl w:ilvl="3" w:tentative="1">
+      <w:start w:val="1"/>
+      <w:numFmt w:val="bullet"/>
+      <w:lvlText w:val=""/>
+      <w:lvlJc w:val="left"/>
+      <w:pPr>
+        <w:tabs>
+          <w:tab w:val="num" w:pos="2880"/>
+        </w:tabs>
+        <w:ind w:left="2880" w:hanging="360"/>
+      </w:pPr>
+      <w:rPr>
+        <w:rFonts w:ascii="Wingdings" w:hAnsi="Wingdings" w:hint="default"/>
+        <w:sz w:val="20"/>
+      </w:rPr>
+    </w:lvl>
+    <w:lvl w:ilvl="4" w:tentative="1">
+      <w:start w:val="1"/>
+      <w:numFmt w:val="bullet"/>
+      <w:lvlText w:val=""/>
+      <w:lvlJc w:val="left"/>
+      <w:pPr>
+        <w:tabs>
+          <w:tab w:val="num" w:pos="3600"/>
+        </w:tabs>
+        <w:ind w:left="3600" w:hanging="360"/>
+      </w:pPr>
+      <w:rPr>
+        <w:rFonts w:ascii="Wingdings" w:hAnsi="Wingdings" w:hint="default"/>
+        <w:sz w:val="20"/>
+      </w:rPr>
+    </w:lvl>
+    <w:lvl w:ilvl="5" w:tentative="1">
+      <w:start w:val="1"/>
+      <w:numFmt w:val="bullet"/>
+      <w:lvlText w:val=""/>
+      <w:lvlJc w:val="left"/>
+      <w:pPr>
+        <w:tabs>
+          <w:tab w:val="num" w:pos="4320"/>
+        </w:tabs>
+        <w:ind w:left="4320" w:hanging="360"/>
+      </w:pPr>
+      <w:rPr>
+        <w:rFonts w:ascii="Wingdings" w:hAnsi="Wingdings" w:hint="default"/>
+        <w:sz w:val="20"/>
+      </w:rPr>
+    </w:lvl>
+    <w:lvl w:ilvl="6" w:tentative="1">
+      <w:start w:val="1"/>
+      <w:numFmt w:val="bullet"/>
+      <w:lvlText w:val=""/>
+      <w:lvlJc w:val="left"/>
+      <w:pPr>
+        <w:tabs>
+          <w:tab w:val="num" w:pos="5040"/>
+        </w:tabs>
+        <w:ind w:left="5040" w:hanging="360"/>
+      </w:pPr>
+      <w:rPr>
+        <w:rFonts w:ascii="Wingdings" w:hAnsi="Wingdings" w:hint="default"/>
+        <w:sz w:val="20"/>
+      </w:rPr>
+    </w:lvl>
+    <w:lvl w:ilvl="7" w:tentative="1">
+      <w:start w:val="1"/>
+      <w:numFmt w:val="bullet"/>
+      <w:lvlText w:val=""/>
+      <w:lvlJc w:val="left"/>
+      <w:pPr>
+        <w:tabs>
+          <w:tab w:val="num" w:pos="5760"/>
+        </w:tabs>
+        <w:ind w:left="5760" w:hanging="360"/>
+      </w:pPr>
+      <w:rPr>
+        <w:rFonts w:ascii="Wingdings" w:hAnsi="Wingdings" w:hint="default"/>
+        <w:sz w:val="20"/>
+      </w:rPr>
+    </w:lvl>
+    <w:lvl w:ilvl="8" w:tentative="1">
+      <w:start w:val="1"/>
+      <w:numFmt w:val="bullet"/>
+      <w:lvlText w:val=""/>
+      <w:lvlJc w:val="left"/>
+      <w:pPr>
+        <w:tabs>
+          <w:tab w:val="num" w:pos="6480"/>
+        </w:tabs>
+        <w:ind w:left="6480" w:hanging="360"/>
+      </w:pPr>
+      <w:rPr>
+        <w:rFonts w:ascii="Wingdings" w:hAnsi="Wingdings" w:hint="default"/>
+        <w:sz w:val="20"/>
+      </w:rPr>
+    </w:lvl>
+  </w:abstractNum>
+  <w:abstractNum w:abstractNumId="16" w15:restartNumberingAfterBreak="0">
     <w:nsid w:val="505812D6"/>
     <w:multiLevelType w:val="multilevel"/>
     <w:tmpl w:val="870E83D4"/>
@@ -16082,7 +20901,93 @@
       </w:pPr>
     </w:lvl>
   </w:abstractNum>
-  <w:abstractNum w:abstractNumId="13" w15:restartNumberingAfterBreak="0">
+  <w:abstractNum w:abstractNumId="17" w15:restartNumberingAfterBreak="0">
+    <w:nsid w:val="50AB7C15"/>
+    <w:multiLevelType w:val="hybridMultilevel"/>
+    <w:tmpl w:val="B510C7C6"/>
+    <w:lvl w:ilvl="0" w:tplc="04090017">
+      <w:start w:val="1"/>
+      <w:numFmt w:val="lowerLetter"/>
+      <w:lvlText w:val="%1)"/>
+      <w:lvlJc w:val="left"/>
+      <w:pPr>
+        <w:ind w:left="720" w:hanging="360"/>
+      </w:pPr>
+    </w:lvl>
+    <w:lvl w:ilvl="1" w:tplc="04090019" w:tentative="1">
+      <w:start w:val="1"/>
+      <w:numFmt w:val="lowerLetter"/>
+      <w:lvlText w:val="%2."/>
+      <w:lvlJc w:val="left"/>
+      <w:pPr>
+        <w:ind w:left="1440" w:hanging="360"/>
+      </w:pPr>
+    </w:lvl>
+    <w:lvl w:ilvl="2" w:tplc="0409001B" w:tentative="1">
+      <w:start w:val="1"/>
+      <w:numFmt w:val="lowerRoman"/>
+      <w:lvlText w:val="%3."/>
+      <w:lvlJc w:val="right"/>
+      <w:pPr>
+        <w:ind w:left="2160" w:hanging="180"/>
+      </w:pPr>
+    </w:lvl>
+    <w:lvl w:ilvl="3" w:tplc="0409000F" w:tentative="1">
+      <w:start w:val="1"/>
+      <w:numFmt w:val="decimal"/>
+      <w:lvlText w:val="%4."/>
+      <w:lvlJc w:val="left"/>
+      <w:pPr>
+        <w:ind w:left="2880" w:hanging="360"/>
+      </w:pPr>
+    </w:lvl>
+    <w:lvl w:ilvl="4" w:tplc="04090019" w:tentative="1">
+      <w:start w:val="1"/>
+      <w:numFmt w:val="lowerLetter"/>
+      <w:lvlText w:val="%5."/>
+      <w:lvlJc w:val="left"/>
+      <w:pPr>
+        <w:ind w:left="3600" w:hanging="360"/>
+      </w:pPr>
+    </w:lvl>
+    <w:lvl w:ilvl="5" w:tplc="0409001B" w:tentative="1">
+      <w:start w:val="1"/>
+      <w:numFmt w:val="lowerRoman"/>
+      <w:lvlText w:val="%6."/>
+      <w:lvlJc w:val="right"/>
+      <w:pPr>
+        <w:ind w:left="4320" w:hanging="180"/>
+      </w:pPr>
+    </w:lvl>
+    <w:lvl w:ilvl="6" w:tplc="0409000F" w:tentative="1">
+      <w:start w:val="1"/>
+      <w:numFmt w:val="decimal"/>
+      <w:lvlText w:val="%7."/>
+      <w:lvlJc w:val="left"/>
+      <w:pPr>
+        <w:ind w:left="5040" w:hanging="360"/>
+      </w:pPr>
+    </w:lvl>
+    <w:lvl w:ilvl="7" w:tplc="04090019" w:tentative="1">
+      <w:start w:val="1"/>
+      <w:numFmt w:val="lowerLetter"/>
+      <w:lvlText w:val="%8."/>
+      <w:lvlJc w:val="left"/>
+      <w:pPr>
+        <w:ind w:left="5760" w:hanging="360"/>
+      </w:pPr>
+    </w:lvl>
+    <w:lvl w:ilvl="8" w:tplc="0409001B" w:tentative="1">
+      <w:start w:val="1"/>
+      <w:numFmt w:val="lowerRoman"/>
+      <w:lvlText w:val="%9."/>
+      <w:lvlJc w:val="right"/>
+      <w:pPr>
+        <w:ind w:left="6480" w:hanging="180"/>
+      </w:pPr>
+    </w:lvl>
+  </w:abstractNum>
+  <w:abstractNum w:abstractNumId="18" w15:restartNumberingAfterBreak="0">
     <w:nsid w:val="5AA52546"/>
     <w:multiLevelType w:val="multilevel"/>
     <w:tmpl w:val="64CEAA9A"/>
@@ -16195,7 +21100,7 @@
       </w:pPr>
     </w:lvl>
   </w:abstractNum>
-  <w:abstractNum w:abstractNumId="14" w15:restartNumberingAfterBreak="0">
+  <w:abstractNum w:abstractNumId="19" w15:restartNumberingAfterBreak="0">
     <w:nsid w:val="5D7479C3"/>
     <w:multiLevelType w:val="multilevel"/>
     <w:tmpl w:val="EC5C23DC"/>
@@ -16344,7 +21249,7 @@
       </w:rPr>
     </w:lvl>
   </w:abstractNum>
-  <w:abstractNum w:abstractNumId="15" w15:restartNumberingAfterBreak="0">
+  <w:abstractNum w:abstractNumId="20" w15:restartNumberingAfterBreak="0">
     <w:nsid w:val="5EEF4BC5"/>
     <w:multiLevelType w:val="multilevel"/>
     <w:tmpl w:val="2FA64E6A"/>
@@ -16457,7 +21362,7 @@
       </w:pPr>
     </w:lvl>
   </w:abstractNum>
-  <w:abstractNum w:abstractNumId="16" w15:restartNumberingAfterBreak="0">
+  <w:abstractNum w:abstractNumId="21" w15:restartNumberingAfterBreak="0">
     <w:nsid w:val="623D06CC"/>
     <w:multiLevelType w:val="multilevel"/>
     <w:tmpl w:val="CEF63B6A"/>
@@ -16606,7 +21511,7 @@
       </w:rPr>
     </w:lvl>
   </w:abstractNum>
-  <w:abstractNum w:abstractNumId="17" w15:restartNumberingAfterBreak="0">
+  <w:abstractNum w:abstractNumId="22" w15:restartNumberingAfterBreak="0">
     <w:nsid w:val="62AD5BFE"/>
     <w:multiLevelType w:val="hybridMultilevel"/>
     <w:tmpl w:val="0F6ABDEA"/>
@@ -16718,7 +21623,7 @@
       </w:rPr>
     </w:lvl>
   </w:abstractNum>
-  <w:abstractNum w:abstractNumId="18" w15:restartNumberingAfterBreak="0">
+  <w:abstractNum w:abstractNumId="23" w15:restartNumberingAfterBreak="0">
     <w:nsid w:val="64CF1481"/>
     <w:multiLevelType w:val="multilevel"/>
     <w:tmpl w:val="A7F28EA8"/>
@@ -16867,7 +21772,7 @@
       </w:rPr>
     </w:lvl>
   </w:abstractNum>
-  <w:abstractNum w:abstractNumId="19" w15:restartNumberingAfterBreak="0">
+  <w:abstractNum w:abstractNumId="24" w15:restartNumberingAfterBreak="0">
     <w:nsid w:val="66423360"/>
     <w:multiLevelType w:val="multilevel"/>
     <w:tmpl w:val="623649D8"/>
@@ -16980,7 +21885,7 @@
       </w:pPr>
     </w:lvl>
   </w:abstractNum>
-  <w:abstractNum w:abstractNumId="20" w15:restartNumberingAfterBreak="0">
+  <w:abstractNum w:abstractNumId="25" w15:restartNumberingAfterBreak="0">
     <w:nsid w:val="6FF612B9"/>
     <w:multiLevelType w:val="multilevel"/>
     <w:tmpl w:val="D3305DE8"/>
@@ -17093,7 +21998,7 @@
       </w:pPr>
     </w:lvl>
   </w:abstractNum>
-  <w:abstractNum w:abstractNumId="21" w15:restartNumberingAfterBreak="0">
+  <w:abstractNum w:abstractNumId="26" w15:restartNumberingAfterBreak="0">
     <w:nsid w:val="742F092D"/>
     <w:multiLevelType w:val="multilevel"/>
     <w:tmpl w:val="6EB44804"/>
@@ -17206,7 +22111,7 @@
       </w:pPr>
     </w:lvl>
   </w:abstractNum>
-  <w:abstractNum w:abstractNumId="22" w15:restartNumberingAfterBreak="0">
+  <w:abstractNum w:abstractNumId="27" w15:restartNumberingAfterBreak="0">
     <w:nsid w:val="782F00BE"/>
     <w:multiLevelType w:val="hybridMultilevel"/>
     <w:tmpl w:val="726AC9AE"/>
@@ -17318,7 +22223,7 @@
       </w:rPr>
     </w:lvl>
   </w:abstractNum>
-  <w:abstractNum w:abstractNumId="23" w15:restartNumberingAfterBreak="0">
+  <w:abstractNum w:abstractNumId="28" w15:restartNumberingAfterBreak="0">
     <w:nsid w:val="7D0B6DAB"/>
     <w:multiLevelType w:val="multilevel"/>
     <w:tmpl w:val="1C4E62F4"/>
@@ -17431,7 +22336,7 @@
       </w:pPr>
     </w:lvl>
   </w:abstractNum>
-  <w:abstractNum w:abstractNumId="24" w15:restartNumberingAfterBreak="0">
+  <w:abstractNum w:abstractNumId="29" w15:restartNumberingAfterBreak="0">
     <w:nsid w:val="7DE7606C"/>
     <w:multiLevelType w:val="multilevel"/>
     <w:tmpl w:val="CA7EBCD0"/>
@@ -17581,31 +22486,31 @@
     </w:lvl>
   </w:abstractNum>
   <w:num w:numId="1" w16cid:durableId="1147893034">
-    <w:abstractNumId w:val="17"/>
+    <w:abstractNumId w:val="22"/>
   </w:num>
   <w:num w:numId="2" w16cid:durableId="617378037">
     <w:abstractNumId w:val="3"/>
   </w:num>
   <w:num w:numId="3" w16cid:durableId="774324155">
-    <w:abstractNumId w:val="22"/>
+    <w:abstractNumId w:val="27"/>
   </w:num>
   <w:num w:numId="4" w16cid:durableId="426728024">
     <w:abstractNumId w:val="5"/>
   </w:num>
   <w:num w:numId="5" w16cid:durableId="1467045937">
-    <w:abstractNumId w:val="11"/>
+    <w:abstractNumId w:val="12"/>
   </w:num>
   <w:num w:numId="6" w16cid:durableId="256989424">
-    <w:abstractNumId w:val="9"/>
+    <w:abstractNumId w:val="10"/>
   </w:num>
   <w:num w:numId="7" w16cid:durableId="822623057">
-    <w:abstractNumId w:val="18"/>
+    <w:abstractNumId w:val="23"/>
   </w:num>
   <w:num w:numId="8" w16cid:durableId="1446578171">
-    <w:abstractNumId w:val="16"/>
+    <w:abstractNumId w:val="21"/>
   </w:num>
   <w:num w:numId="9" w16cid:durableId="2057656526">
-    <w:abstractNumId w:val="24"/>
+    <w:abstractNumId w:val="29"/>
   </w:num>
   <w:num w:numId="10" w16cid:durableId="1282297153">
     <w:abstractNumId w:val="4"/>
@@ -17614,46 +22519,61 @@
     <w:abstractNumId w:val="1"/>
   </w:num>
   <w:num w:numId="12" w16cid:durableId="2074545326">
-    <w:abstractNumId w:val="10"/>
+    <w:abstractNumId w:val="11"/>
   </w:num>
   <w:num w:numId="13" w16cid:durableId="390078561">
-    <w:abstractNumId w:val="6"/>
+    <w:abstractNumId w:val="7"/>
   </w:num>
   <w:num w:numId="14" w16cid:durableId="144594158">
-    <w:abstractNumId w:val="14"/>
+    <w:abstractNumId w:val="19"/>
   </w:num>
   <w:num w:numId="15" w16cid:durableId="1304772486">
-    <w:abstractNumId w:val="8"/>
+    <w:abstractNumId w:val="9"/>
   </w:num>
   <w:num w:numId="16" w16cid:durableId="894974900">
-    <w:abstractNumId w:val="13"/>
+    <w:abstractNumId w:val="18"/>
   </w:num>
   <w:num w:numId="17" w16cid:durableId="1521551149">
-    <w:abstractNumId w:val="23"/>
+    <w:abstractNumId w:val="28"/>
   </w:num>
   <w:num w:numId="18" w16cid:durableId="2114546992">
+    <w:abstractNumId w:val="25"/>
+  </w:num>
+  <w:num w:numId="19" w16cid:durableId="1528713890">
     <w:abstractNumId w:val="20"/>
   </w:num>
-  <w:num w:numId="19" w16cid:durableId="1528713890">
-    <w:abstractNumId w:val="15"/>
-  </w:num>
   <w:num w:numId="20" w16cid:durableId="526413683">
-    <w:abstractNumId w:val="21"/>
+    <w:abstractNumId w:val="26"/>
   </w:num>
   <w:num w:numId="21" w16cid:durableId="830219606">
     <w:abstractNumId w:val="0"/>
   </w:num>
   <w:num w:numId="22" w16cid:durableId="1744570756">
-    <w:abstractNumId w:val="12"/>
+    <w:abstractNumId w:val="16"/>
   </w:num>
   <w:num w:numId="23" w16cid:durableId="1652753052">
-    <w:abstractNumId w:val="7"/>
+    <w:abstractNumId w:val="8"/>
   </w:num>
   <w:num w:numId="24" w16cid:durableId="712198607">
-    <w:abstractNumId w:val="19"/>
+    <w:abstractNumId w:val="24"/>
   </w:num>
   <w:num w:numId="25" w16cid:durableId="1004436747">
     <w:abstractNumId w:val="2"/>
+  </w:num>
+  <w:num w:numId="26" w16cid:durableId="1561089615">
+    <w:abstractNumId w:val="17"/>
+  </w:num>
+  <w:num w:numId="27" w16cid:durableId="398524786">
+    <w:abstractNumId w:val="6"/>
+  </w:num>
+  <w:num w:numId="28" w16cid:durableId="1797602400">
+    <w:abstractNumId w:val="14"/>
+  </w:num>
+  <w:num w:numId="29" w16cid:durableId="36857034">
+    <w:abstractNumId w:val="13"/>
+  </w:num>
+  <w:num w:numId="30" w16cid:durableId="905729175">
+    <w:abstractNumId w:val="15"/>
   </w:num>
 </w:numbering>
 </file>
